--- a/Reportes/poliza_fraude.docx
+++ b/Reportes/poliza_fraude.docx
@@ -429,7 +429,14 @@
                 <w:sz w:val="16"/>
                 <w:szCs w:val="16"/>
               </w:rPr>
-              <w:t>custom.Tomador.NombreCompleto</w:t>
+              <w:t>custom.</w:t>
+            </w:r>
+            <w:r>
+              <w:rPr>
+                <w:sz w:val="16"/>
+                <w:szCs w:val="16"/>
+              </w:rPr>
+              <w:t>Tenedor</w:t>
             </w:r>
             <w:proofErr w:type="spellEnd"/>
             <w:r>
@@ -540,14 +547,7 @@
                 <w:sz w:val="16"/>
                 <w:szCs w:val="16"/>
               </w:rPr>
-              <w:t xml:space="preserve"> </w:t>
-            </w:r>
-            <w:r>
-              <w:rPr>
-                <w:sz w:val="16"/>
-                <w:szCs w:val="16"/>
-              </w:rPr>
-              <w:t>}</w:t>
+              <w:t xml:space="preserve"> }</w:t>
             </w:r>
           </w:p>
         </w:tc>
@@ -1675,16 +1675,7 @@
                 <w:sz w:val="16"/>
                 <w:szCs w:val="16"/>
               </w:rPr>
-              <w:t xml:space="preserve">Descripción del </w:t>
-            </w:r>
-            <w:r>
-              <w:rPr>
-                <w:b/>
-                <w:bCs/>
-                <w:sz w:val="16"/>
-                <w:szCs w:val="16"/>
-              </w:rPr>
-              <w:t>Riesgo</w:t>
+              <w:t>Descripción del Riesgo</w:t>
             </w:r>
           </w:p>
         </w:tc>
@@ -1926,21 +1917,7 @@
                 <w:sz w:val="15"/>
                 <w:szCs w:val="15"/>
               </w:rPr>
-              <w:t>}{</w:t>
-            </w:r>
-            <w:r>
-              <w:rPr>
-                <w:sz w:val="15"/>
-                <w:szCs w:val="15"/>
-              </w:rPr>
-              <w:t>Cobertura</w:t>
-            </w:r>
-            <w:r>
-              <w:rPr>
-                <w:sz w:val="15"/>
-                <w:szCs w:val="15"/>
-              </w:rPr>
-              <w:t>}</w:t>
+              <w:t>}{Cobertura}</w:t>
             </w:r>
           </w:p>
         </w:tc>
@@ -1968,15 +1945,7 @@
                 <w:sz w:val="15"/>
                 <w:szCs w:val="15"/>
               </w:rPr>
-              <w:t>{</w:t>
-            </w:r>
-            <w:r>
-              <w:rPr>
-                <w:spacing w:val="-2"/>
-                <w:sz w:val="15"/>
-                <w:szCs w:val="15"/>
-              </w:rPr>
-              <w:t>Limite</w:t>
+              <w:t>{Limite</w:t>
             </w:r>
             <w:r>
               <w:rPr>
@@ -2826,19 +2795,7 @@
               <w:rPr>
                 <w:sz w:val="16"/>
               </w:rPr>
-              <w:t>condiciones</w:t>
-            </w:r>
-            <w:r>
-              <w:rPr>
-                <w:sz w:val="16"/>
-              </w:rPr>
-              <w:t xml:space="preserve"> </w:t>
-            </w:r>
-            <w:r>
-              <w:rPr>
-                <w:sz w:val="16"/>
-              </w:rPr>
-              <w:t>particulares,</w:t>
+              <w:t>condiciones particulares,</w:t>
             </w:r>
             <w:r>
               <w:rPr>
@@ -3203,7 +3160,7 @@
           </mc:Choice>
           <mc:Fallback>
             <w:pict>
-              <v:shape w14:anchorId="4FA2955E" id="Graphic 33" o:spid="_x0000_s1026" style="position:absolute;margin-left:31pt;margin-top:21pt;width:244.25pt;height:.1pt;z-index:-15725568;visibility:visible;mso-wrap-style:square;mso-wrap-distance-left:0;mso-wrap-distance-top:0;mso-wrap-distance-right:0;mso-wrap-distance-bottom:0;mso-position-horizontal:absolute;mso-position-horizontal-relative:page;mso-position-vertical:absolute;mso-position-vertical-relative:text;v-text-anchor:top" coordsize="3101975,1270" o:gfxdata="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" path="m,l3101975,e" filled="f" strokeweight="1pt">
+              <v:shape w14:anchorId="207BAB0D" id="Graphic 33" o:spid="_x0000_s1026" style="position:absolute;margin-left:31pt;margin-top:21pt;width:244.25pt;height:.1pt;z-index:-15725568;visibility:visible;mso-wrap-style:square;mso-wrap-distance-left:0;mso-wrap-distance-top:0;mso-wrap-distance-right:0;mso-wrap-distance-bottom:0;mso-position-horizontal:absolute;mso-position-horizontal-relative:page;mso-position-vertical:absolute;mso-position-vertical-relative:text;v-text-anchor:top" coordsize="3101975,1270" o:gfxdata="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" path="m,l3101975,e" filled="f" strokeweight="1pt">
                 <v:path arrowok="t"/>
                 <w10:wrap type="topAndBottom" anchorx="page"/>
               </v:shape>
@@ -3283,7 +3240,7 @@
           </mc:Choice>
           <mc:Fallback>
             <w:pict>
-              <v:shape w14:anchorId="09D1E578" id="Graphic 34" o:spid="_x0000_s1026" style="position:absolute;margin-left:330.75pt;margin-top:21.75pt;width:240pt;height:.1pt;z-index:-15725056;visibility:visible;mso-wrap-style:square;mso-wrap-distance-left:0;mso-wrap-distance-top:0;mso-wrap-distance-right:0;mso-wrap-distance-bottom:0;mso-position-horizontal:absolute;mso-position-horizontal-relative:page;mso-position-vertical:absolute;mso-position-vertical-relative:text;v-text-anchor:top" coordsize="3048000,1270" o:gfxdata="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" path="m,l3048000,e" filled="f" strokeweight="1pt">
+              <v:shape w14:anchorId="19A5C316" id="Graphic 34" o:spid="_x0000_s1026" style="position:absolute;margin-left:330.75pt;margin-top:21.75pt;width:240pt;height:.1pt;z-index:-15725056;visibility:visible;mso-wrap-style:square;mso-wrap-distance-left:0;mso-wrap-distance-top:0;mso-wrap-distance-right:0;mso-wrap-distance-bottom:0;mso-position-horizontal:absolute;mso-position-horizontal-relative:page;mso-position-vertical:absolute;mso-position-vertical-relative:text;v-text-anchor:top" coordsize="3048000,1270" o:gfxdata="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" path="m,l3048000,e" filled="f" strokeweight="1pt">
                 <v:path arrowok="t"/>
                 <w10:wrap type="topAndBottom" anchorx="page"/>
               </v:shape>

--- a/Reportes/poliza_fraude.docx
+++ b/Reportes/poliza_fraude.docx
@@ -7,6 +7,66 @@
         <w:pStyle w:val="Ttulo1"/>
       </w:pPr>
       <w:r>
+        <w:rPr>
+          <w:noProof/>
+        </w:rPr>
+        <w:drawing>
+          <wp:anchor distT="0" distB="0" distL="114300" distR="114300" simplePos="0" relativeHeight="487592448" behindDoc="0" locked="0" layoutInCell="1" allowOverlap="1" wp14:anchorId="1EE1AFEF" wp14:editId="7A899857">
+            <wp:simplePos x="0" y="0"/>
+            <wp:positionH relativeFrom="column">
+              <wp:posOffset>203200</wp:posOffset>
+            </wp:positionH>
+            <wp:positionV relativeFrom="paragraph">
+              <wp:posOffset>-69850</wp:posOffset>
+            </wp:positionV>
+            <wp:extent cx="2067213" cy="695422"/>
+            <wp:effectExtent l="0" t="0" r="9525" b="0"/>
+            <wp:wrapSquare wrapText="bothSides"/>
+            <wp:docPr id="772267027" name="Imagen 1"/>
+            <wp:cNvGraphicFramePr>
+              <a:graphicFrameLocks xmlns:a="http://schemas.openxmlformats.org/drawingml/2006/main" noChangeAspect="1"/>
+            </wp:cNvGraphicFramePr>
+            <a:graphic xmlns:a="http://schemas.openxmlformats.org/drawingml/2006/main">
+              <a:graphicData uri="http://schemas.openxmlformats.org/drawingml/2006/picture">
+                <pic:pic xmlns:pic="http://schemas.openxmlformats.org/drawingml/2006/picture">
+                  <pic:nvPicPr>
+                    <pic:cNvPr id="772267027" name="Imagen 772267027"/>
+                    <pic:cNvPicPr/>
+                  </pic:nvPicPr>
+                  <pic:blipFill>
+                    <a:blip r:embed="rId6">
+                      <a:extLst>
+                        <a:ext uri="{28A0092B-C50C-407E-A947-70E740481C1C}">
+                          <a14:useLocalDpi xmlns:a14="http://schemas.microsoft.com/office/drawing/2010/main" val="0"/>
+                        </a:ext>
+                      </a:extLst>
+                    </a:blip>
+                    <a:stretch>
+                      <a:fillRect/>
+                    </a:stretch>
+                  </pic:blipFill>
+                  <pic:spPr>
+                    <a:xfrm>
+                      <a:off x="0" y="0"/>
+                      <a:ext cx="2067213" cy="695422"/>
+                    </a:xfrm>
+                    <a:prstGeom prst="rect">
+                      <a:avLst/>
+                    </a:prstGeom>
+                  </pic:spPr>
+                </pic:pic>
+              </a:graphicData>
+            </a:graphic>
+            <wp14:sizeRelH relativeFrom="page">
+              <wp14:pctWidth>0</wp14:pctWidth>
+            </wp14:sizeRelH>
+            <wp14:sizeRelV relativeFrom="page">
+              <wp14:pctHeight>0</wp14:pctHeight>
+            </wp14:sizeRelV>
+          </wp:anchor>
+        </w:drawing>
+      </w:r>
+      <w:r>
         <w:t>Aseguradora</w:t>
       </w:r>
       <w:r>
@@ -32,7 +92,7 @@
         <w:rPr>
           <w:spacing w:val="-2"/>
         </w:rPr>
-        <w:t>S.A..</w:t>
+        <w:t>S.A.</w:t>
       </w:r>
     </w:p>
     <w:p>
@@ -248,6 +308,7 @@
         <w:t>{</w:t>
       </w:r>
       <w:proofErr w:type="spellStart"/>
+      <w:proofErr w:type="gramStart"/>
       <w:r>
         <w:rPr>
           <w:rFonts w:ascii="Arial" w:hAnsi="Arial"/>
@@ -258,6 +319,7 @@
         <w:t>custom.Poliza</w:t>
       </w:r>
       <w:proofErr w:type="spellEnd"/>
+      <w:proofErr w:type="gramEnd"/>
       <w:r>
         <w:rPr>
           <w:rFonts w:ascii="Arial" w:hAnsi="Arial"/>
@@ -279,52 +341,6 @@
           <w:sz w:val="15"/>
         </w:rPr>
       </w:pPr>
-      <w:r>
-        <w:rPr>
-          <w:rFonts w:ascii="Arial" w:hAnsi="Arial"/>
-          <w:b/>
-          <w:w w:val="105"/>
-          <w:sz w:val="15"/>
-        </w:rPr>
-        <w:t>Certificado</w:t>
-      </w:r>
-      <w:r>
-        <w:rPr>
-          <w:rFonts w:ascii="Times New Roman" w:hAnsi="Times New Roman"/>
-          <w:spacing w:val="-1"/>
-          <w:w w:val="105"/>
-          <w:sz w:val="15"/>
-        </w:rPr>
-        <w:t xml:space="preserve"> </w:t>
-      </w:r>
-      <w:r>
-        <w:rPr>
-          <w:rFonts w:ascii="Arial" w:hAnsi="Arial"/>
-          <w:b/>
-          <w:w w:val="105"/>
-          <w:sz w:val="15"/>
-        </w:rPr>
-        <w:t>N°:</w:t>
-      </w:r>
-      <w:r>
-        <w:rPr>
-          <w:rFonts w:ascii="Times New Roman" w:hAnsi="Times New Roman"/>
-          <w:spacing w:val="40"/>
-          <w:w w:val="105"/>
-          <w:sz w:val="15"/>
-        </w:rPr>
-        <w:t xml:space="preserve"> </w:t>
-      </w:r>
-      <w:r>
-        <w:rPr>
-          <w:rFonts w:ascii="Arial" w:hAnsi="Arial"/>
-          <w:b/>
-          <w:spacing w:val="-10"/>
-          <w:w w:val="105"/>
-          <w:sz w:val="15"/>
-        </w:rPr>
-        <w:t>0</w:t>
-      </w:r>
     </w:p>
     <w:p>
       <w:pPr>
@@ -335,7 +351,7 @@
           <w:sz w:val="15"/>
         </w:rPr>
         <w:sectPr>
-          <w:footerReference w:type="default" r:id="rId6"/>
+          <w:footerReference w:type="default" r:id="rId7"/>
           <w:type w:val="continuous"/>
           <w:pgSz w:w="12240" w:h="15840"/>
           <w:pgMar w:top="340" w:right="360" w:bottom="540" w:left="360" w:header="0" w:footer="313" w:gutter="0"/>
@@ -373,8 +389,8 @@
         <w:tblLook w:val="04A0" w:firstRow="1" w:lastRow="0" w:firstColumn="1" w:lastColumn="0" w:noHBand="0" w:noVBand="1"/>
       </w:tblPr>
       <w:tblGrid>
-        <w:gridCol w:w="1555"/>
-        <w:gridCol w:w="9769"/>
+        <w:gridCol w:w="1384"/>
+        <w:gridCol w:w="9940"/>
       </w:tblGrid>
       <w:tr>
         <w:trPr>
@@ -382,7 +398,7 @@
         </w:trPr>
         <w:tc>
           <w:tcPr>
-            <w:tcW w:w="1555" w:type="dxa"/>
+            <w:tcW w:w="1384" w:type="dxa"/>
           </w:tcPr>
           <w:p>
             <w:pPr>
@@ -407,7 +423,7 @@
         </w:tc>
         <w:tc>
           <w:tcPr>
-            <w:tcW w:w="9769" w:type="dxa"/>
+            <w:tcW w:w="9940" w:type="dxa"/>
           </w:tcPr>
           <w:p>
             <w:pPr>
@@ -424,6 +440,7 @@
               <w:t>{</w:t>
             </w:r>
             <w:proofErr w:type="spellStart"/>
+            <w:proofErr w:type="gramStart"/>
             <w:r>
               <w:rPr>
                 <w:sz w:val="16"/>
@@ -439,6 +456,7 @@
               <w:t>Tenedor</w:t>
             </w:r>
             <w:proofErr w:type="spellEnd"/>
+            <w:proofErr w:type="gramEnd"/>
             <w:r>
               <w:rPr>
                 <w:sz w:val="16"/>
@@ -476,10 +494,10 @@
         <w:tblLook w:val="04A0" w:firstRow="1" w:lastRow="0" w:firstColumn="1" w:lastColumn="0" w:noHBand="0" w:noVBand="1"/>
       </w:tblPr>
       <w:tblGrid>
-        <w:gridCol w:w="1226"/>
-        <w:gridCol w:w="2851"/>
-        <w:gridCol w:w="993"/>
-        <w:gridCol w:w="3061"/>
+        <w:gridCol w:w="1384"/>
+        <w:gridCol w:w="2693"/>
+        <w:gridCol w:w="1134"/>
+        <w:gridCol w:w="2920"/>
         <w:gridCol w:w="878"/>
         <w:gridCol w:w="2315"/>
       </w:tblGrid>
@@ -489,7 +507,7 @@
         </w:trPr>
         <w:tc>
           <w:tcPr>
-            <w:tcW w:w="1226" w:type="dxa"/>
+            <w:tcW w:w="1384" w:type="dxa"/>
           </w:tcPr>
           <w:p>
             <w:pPr>
@@ -517,7 +535,7 @@
         </w:tc>
         <w:tc>
           <w:tcPr>
-            <w:tcW w:w="2851" w:type="dxa"/>
+            <w:tcW w:w="2693" w:type="dxa"/>
           </w:tcPr>
           <w:p>
             <w:pPr>
@@ -534,6 +552,7 @@
               <w:t>{</w:t>
             </w:r>
             <w:proofErr w:type="spellStart"/>
+            <w:proofErr w:type="gramStart"/>
             <w:r>
               <w:rPr>
                 <w:sz w:val="16"/>
@@ -542,6 +561,7 @@
               <w:t>custom.Asegurado</w:t>
             </w:r>
             <w:proofErr w:type="spellEnd"/>
+            <w:proofErr w:type="gramEnd"/>
             <w:r>
               <w:rPr>
                 <w:sz w:val="16"/>
@@ -553,7 +573,7 @@
         </w:tc>
         <w:tc>
           <w:tcPr>
-            <w:tcW w:w="993" w:type="dxa"/>
+            <w:tcW w:w="1134" w:type="dxa"/>
           </w:tcPr>
           <w:p>
             <w:pPr>
@@ -588,7 +608,7 @@
         </w:tc>
         <w:tc>
           <w:tcPr>
-            <w:tcW w:w="3061" w:type="dxa"/>
+            <w:tcW w:w="2920" w:type="dxa"/>
             <w:tcBorders>
               <w:right w:val="single" w:sz="8" w:space="0" w:color="auto"/>
             </w:tcBorders>
@@ -611,6 +631,7 @@
               <w:t>{</w:t>
             </w:r>
             <w:proofErr w:type="spellStart"/>
+            <w:proofErr w:type="gramStart"/>
             <w:r>
               <w:rPr>
                 <w:spacing w:val="-2"/>
@@ -628,6 +649,7 @@
               <w:t>Aseg</w:t>
             </w:r>
             <w:proofErr w:type="spellEnd"/>
+            <w:proofErr w:type="gramEnd"/>
             <w:r>
               <w:rPr>
                 <w:sz w:val="16"/>
@@ -677,7 +699,7 @@
         </w:trPr>
         <w:tc>
           <w:tcPr>
-            <w:tcW w:w="1226" w:type="dxa"/>
+            <w:tcW w:w="1384" w:type="dxa"/>
           </w:tcPr>
           <w:p>
             <w:pPr>
@@ -707,9 +729,8 @@
         </w:tc>
         <w:tc>
           <w:tcPr>
-            <w:tcW w:w="6905" w:type="dxa"/>
+            <w:tcW w:w="6747" w:type="dxa"/>
             <w:gridSpan w:val="3"/>
-            <w:vMerge w:val="restart"/>
             <w:tcBorders>
               <w:right w:val="single" w:sz="8" w:space="0" w:color="auto"/>
             </w:tcBorders>
@@ -730,6 +751,7 @@
               <w:t>{</w:t>
             </w:r>
             <w:proofErr w:type="spellStart"/>
+            <w:proofErr w:type="gramStart"/>
             <w:r>
               <w:rPr>
                 <w:spacing w:val="-2"/>
@@ -747,6 +769,7 @@
               <w:t>insuredAddress</w:t>
             </w:r>
             <w:proofErr w:type="spellEnd"/>
+            <w:proofErr w:type="gramEnd"/>
             <w:r>
               <w:rPr>
                 <w:spacing w:val="-2"/>
@@ -764,7 +787,9 @@
               <w:top w:val="single" w:sz="8" w:space="0" w:color="auto"/>
               <w:left w:val="single" w:sz="8" w:space="0" w:color="auto"/>
               <w:bottom w:val="nil"/>
-            </w:tcBorders>
+              <w:right w:val="nil"/>
+            </w:tcBorders>
+            <w:vAlign w:val="center"/>
           </w:tcPr>
           <w:p>
             <w:pPr>
@@ -788,8 +813,10 @@
             <w:tcW w:w="2315" w:type="dxa"/>
             <w:tcBorders>
               <w:top w:val="single" w:sz="8" w:space="0" w:color="auto"/>
+              <w:left w:val="nil"/>
               <w:bottom w:val="nil"/>
             </w:tcBorders>
+            <w:vAlign w:val="center"/>
           </w:tcPr>
           <w:p>
             <w:pPr>
@@ -806,6 +833,7 @@
               <w:t>{</w:t>
             </w:r>
             <w:proofErr w:type="spellStart"/>
+            <w:proofErr w:type="gramStart"/>
             <w:r>
               <w:rPr>
                 <w:sz w:val="16"/>
@@ -821,6 +849,7 @@
               <w:t>Desde</w:t>
             </w:r>
             <w:proofErr w:type="spellEnd"/>
+            <w:proofErr w:type="gramEnd"/>
             <w:r>
               <w:rPr>
                 <w:sz w:val="16"/>
@@ -837,25 +866,109 @@
         </w:trPr>
         <w:tc>
           <w:tcPr>
-            <w:tcW w:w="1226" w:type="dxa"/>
-          </w:tcPr>
-          <w:p>
-            <w:pPr>
-              <w:pStyle w:val="Textoindependiente"/>
+            <w:tcW w:w="1384" w:type="dxa"/>
+          </w:tcPr>
+          <w:p>
+            <w:pPr>
+              <w:pStyle w:val="Textoindependiente"/>
+              <w:rPr>
+                <w:sz w:val="20"/>
+              </w:rPr>
+            </w:pPr>
+            <w:r>
               <w:rPr>
                 <w:b/>
-                <w:spacing w:val="-2"/>
-                <w:sz w:val="16"/>
-                <w:szCs w:val="16"/>
-              </w:rPr>
-            </w:pPr>
-          </w:p>
-        </w:tc>
-        <w:tc>
-          <w:tcPr>
-            <w:tcW w:w="6905" w:type="dxa"/>
-            <w:gridSpan w:val="3"/>
-            <w:vMerge/>
+                <w:sz w:val="16"/>
+                <w:szCs w:val="16"/>
+              </w:rPr>
+              <w:t>Teléfonos</w:t>
+            </w:r>
+            <w:r>
+              <w:rPr>
+                <w:b/>
+                <w:sz w:val="16"/>
+                <w:szCs w:val="16"/>
+              </w:rPr>
+              <w:t>:</w:t>
+            </w:r>
+          </w:p>
+        </w:tc>
+        <w:tc>
+          <w:tcPr>
+            <w:tcW w:w="2693" w:type="dxa"/>
+          </w:tcPr>
+          <w:p>
+            <w:pPr>
+              <w:pStyle w:val="Textoindependiente"/>
+              <w:rPr>
+                <w:sz w:val="20"/>
+              </w:rPr>
+            </w:pPr>
+            <w:r>
+              <w:rPr>
+                <w:sz w:val="16"/>
+                <w:szCs w:val="16"/>
+              </w:rPr>
+              <w:t>{</w:t>
+            </w:r>
+            <w:proofErr w:type="spellStart"/>
+            <w:proofErr w:type="gramStart"/>
+            <w:r>
+              <w:rPr>
+                <w:sz w:val="16"/>
+                <w:szCs w:val="16"/>
+              </w:rPr>
+              <w:t>custom.</w:t>
+            </w:r>
+            <w:r>
+              <w:rPr>
+                <w:sz w:val="16"/>
+                <w:szCs w:val="16"/>
+              </w:rPr>
+              <w:t>insuredPhone</w:t>
+            </w:r>
+            <w:proofErr w:type="spellEnd"/>
+            <w:proofErr w:type="gramEnd"/>
+            <w:r>
+              <w:rPr>
+                <w:sz w:val="16"/>
+                <w:szCs w:val="16"/>
+              </w:rPr>
+              <w:t>}</w:t>
+            </w:r>
+          </w:p>
+        </w:tc>
+        <w:tc>
+          <w:tcPr>
+            <w:tcW w:w="1134" w:type="dxa"/>
+          </w:tcPr>
+          <w:p>
+            <w:pPr>
+              <w:pStyle w:val="Textoindependiente"/>
+              <w:rPr>
+                <w:sz w:val="20"/>
+              </w:rPr>
+            </w:pPr>
+            <w:r>
+              <w:rPr>
+                <w:b/>
+                <w:sz w:val="16"/>
+                <w:szCs w:val="16"/>
+              </w:rPr>
+              <w:t>Celular</w:t>
+            </w:r>
+            <w:r>
+              <w:rPr>
+                <w:sz w:val="16"/>
+                <w:szCs w:val="16"/>
+              </w:rPr>
+              <w:t>:</w:t>
+            </w:r>
+          </w:p>
+        </w:tc>
+        <w:tc>
+          <w:tcPr>
+            <w:tcW w:w="2920" w:type="dxa"/>
             <w:tcBorders>
               <w:right w:val="single" w:sz="8" w:space="0" w:color="auto"/>
             </w:tcBorders>
@@ -867,6 +980,31 @@
                 <w:sz w:val="20"/>
               </w:rPr>
             </w:pPr>
+            <w:r>
+              <w:rPr>
+                <w:sz w:val="16"/>
+                <w:szCs w:val="16"/>
+              </w:rPr>
+              <w:t>{</w:t>
+            </w:r>
+            <w:proofErr w:type="spellStart"/>
+            <w:proofErr w:type="gramStart"/>
+            <w:r>
+              <w:rPr>
+                <w:sz w:val="16"/>
+                <w:szCs w:val="16"/>
+              </w:rPr>
+              <w:t>custom.insuredCelular</w:t>
+            </w:r>
+            <w:proofErr w:type="spellEnd"/>
+            <w:proofErr w:type="gramEnd"/>
+            <w:r>
+              <w:rPr>
+                <w:sz w:val="16"/>
+                <w:szCs w:val="16"/>
+              </w:rPr>
+              <w:t>}</w:t>
+            </w:r>
           </w:p>
         </w:tc>
         <w:tc>
@@ -876,17 +1014,25 @@
               <w:top w:val="nil"/>
               <w:left w:val="single" w:sz="8" w:space="0" w:color="auto"/>
               <w:bottom w:val="nil"/>
-            </w:tcBorders>
-          </w:tcPr>
-          <w:p>
-            <w:pPr>
-              <w:pStyle w:val="Textoindependiente"/>
+              <w:right w:val="nil"/>
+            </w:tcBorders>
+            <w:vAlign w:val="center"/>
+          </w:tcPr>
+          <w:p>
+            <w:pPr>
+              <w:pStyle w:val="Textoindependiente"/>
+              <w:rPr>
+                <w:sz w:val="20"/>
+              </w:rPr>
+            </w:pPr>
+            <w:r>
               <w:rPr>
                 <w:b/>
                 <w:sz w:val="16"/>
                 <w:szCs w:val="16"/>
               </w:rPr>
-            </w:pPr>
+              <w:t>Hasta:</w:t>
+            </w:r>
           </w:p>
         </w:tc>
         <w:tc>
@@ -894,17 +1040,55 @@
             <w:tcW w:w="2315" w:type="dxa"/>
             <w:tcBorders>
               <w:top w:val="nil"/>
+              <w:left w:val="nil"/>
               <w:bottom w:val="nil"/>
             </w:tcBorders>
-          </w:tcPr>
-          <w:p>
-            <w:pPr>
-              <w:pStyle w:val="Textoindependiente"/>
-              <w:rPr>
-                <w:sz w:val="16"/>
-                <w:szCs w:val="16"/>
-              </w:rPr>
-            </w:pPr>
+            <w:vAlign w:val="center"/>
+          </w:tcPr>
+          <w:p>
+            <w:pPr>
+              <w:pStyle w:val="Textoindependiente"/>
+              <w:rPr>
+                <w:bCs/>
+                <w:sz w:val="20"/>
+              </w:rPr>
+            </w:pPr>
+            <w:r>
+              <w:rPr>
+                <w:bCs/>
+                <w:sz w:val="16"/>
+                <w:szCs w:val="16"/>
+              </w:rPr>
+              <w:t>{</w:t>
+            </w:r>
+            <w:proofErr w:type="spellStart"/>
+            <w:proofErr w:type="gramStart"/>
+            <w:r>
+              <w:rPr>
+                <w:bCs/>
+                <w:sz w:val="16"/>
+                <w:szCs w:val="16"/>
+              </w:rPr>
+              <w:t>custom.</w:t>
+            </w:r>
+            <w:r>
+              <w:rPr>
+                <w:bCs/>
+                <w:sz w:val="16"/>
+                <w:szCs w:val="16"/>
+              </w:rPr>
+              <w:t>Hasta</w:t>
+            </w:r>
+            <w:proofErr w:type="spellEnd"/>
+            <w:proofErr w:type="gramEnd"/>
+            <w:r>
+              <w:rPr>
+                <w:bCs/>
+                <w:sz w:val="16"/>
+                <w:szCs w:val="16"/>
+              </w:rPr>
+              <w:t>}</w:t>
+            </w:r>
           </w:p>
         </w:tc>
       </w:tr>
@@ -914,7 +1098,7 @@
         </w:trPr>
         <w:tc>
           <w:tcPr>
-            <w:tcW w:w="1226" w:type="dxa"/>
+            <w:tcW w:w="1384" w:type="dxa"/>
           </w:tcPr>
           <w:p>
             <w:pPr>
@@ -929,21 +1113,89 @@
                 <w:sz w:val="16"/>
                 <w:szCs w:val="16"/>
               </w:rPr>
-              <w:t>Teléfonos</w:t>
-            </w:r>
+              <w:t>País:</w:t>
+            </w:r>
+          </w:p>
+        </w:tc>
+        <w:tc>
+          <w:tcPr>
+            <w:tcW w:w="2693" w:type="dxa"/>
+          </w:tcPr>
+          <w:p>
+            <w:pPr>
+              <w:pStyle w:val="Textoindependiente"/>
+              <w:rPr>
+                <w:sz w:val="20"/>
+              </w:rPr>
+            </w:pPr>
+            <w:r>
+              <w:rPr>
+                <w:sz w:val="16"/>
+                <w:szCs w:val="16"/>
+              </w:rPr>
+              <w:t>{</w:t>
+            </w:r>
+            <w:proofErr w:type="spellStart"/>
+            <w:proofErr w:type="gramStart"/>
+            <w:r>
+              <w:rPr>
+                <w:sz w:val="16"/>
+                <w:szCs w:val="16"/>
+              </w:rPr>
+              <w:t>custom.</w:t>
+            </w:r>
+            <w:r>
+              <w:rPr>
+                <w:sz w:val="16"/>
+                <w:szCs w:val="16"/>
+              </w:rPr>
+              <w:t>insuredPais</w:t>
+            </w:r>
+            <w:proofErr w:type="spellEnd"/>
+            <w:proofErr w:type="gramEnd"/>
+            <w:r>
+              <w:rPr>
+                <w:sz w:val="16"/>
+                <w:szCs w:val="16"/>
+              </w:rPr>
+              <w:t>}</w:t>
+            </w:r>
+          </w:p>
+        </w:tc>
+        <w:tc>
+          <w:tcPr>
+            <w:tcW w:w="1134" w:type="dxa"/>
+          </w:tcPr>
+          <w:p>
+            <w:pPr>
+              <w:pStyle w:val="Textoindependiente"/>
+              <w:rPr>
+                <w:sz w:val="20"/>
+              </w:rPr>
+            </w:pPr>
             <w:r>
               <w:rPr>
                 <w:b/>
                 <w:sz w:val="16"/>
                 <w:szCs w:val="16"/>
               </w:rPr>
+              <w:t>Email</w:t>
+            </w:r>
+            <w:r>
+              <w:rPr>
+                <w:sz w:val="16"/>
+                <w:szCs w:val="16"/>
+              </w:rPr>
               <w:t>:</w:t>
             </w:r>
           </w:p>
         </w:tc>
         <w:tc>
           <w:tcPr>
-            <w:tcW w:w="2851" w:type="dxa"/>
+            <w:tcW w:w="2920" w:type="dxa"/>
+            <w:tcBorders>
+              <w:right w:val="single" w:sz="8" w:space="0" w:color="auto"/>
+            </w:tcBorders>
           </w:tcPr>
           <w:p>
             <w:pPr>
@@ -960,6 +1212,7 @@
               <w:t>{</w:t>
             </w:r>
             <w:proofErr w:type="spellStart"/>
+            <w:proofErr w:type="gramStart"/>
             <w:r>
               <w:rPr>
                 <w:sz w:val="16"/>
@@ -972,76 +1225,10 @@
                 <w:sz w:val="16"/>
                 <w:szCs w:val="16"/>
               </w:rPr>
-              <w:t>insuredPhone</w:t>
+              <w:t>insuredEmail</w:t>
             </w:r>
             <w:proofErr w:type="spellEnd"/>
-            <w:r>
-              <w:rPr>
-                <w:sz w:val="16"/>
-                <w:szCs w:val="16"/>
-              </w:rPr>
-              <w:t>}</w:t>
-            </w:r>
-          </w:p>
-        </w:tc>
-        <w:tc>
-          <w:tcPr>
-            <w:tcW w:w="993" w:type="dxa"/>
-          </w:tcPr>
-          <w:p>
-            <w:pPr>
-              <w:pStyle w:val="Textoindependiente"/>
-              <w:rPr>
-                <w:sz w:val="20"/>
-              </w:rPr>
-            </w:pPr>
-            <w:r>
-              <w:rPr>
-                <w:b/>
-                <w:sz w:val="16"/>
-                <w:szCs w:val="16"/>
-              </w:rPr>
-              <w:t>Celular</w:t>
-            </w:r>
-            <w:r>
-              <w:rPr>
-                <w:sz w:val="16"/>
-                <w:szCs w:val="16"/>
-              </w:rPr>
-              <w:t>:</w:t>
-            </w:r>
-          </w:p>
-        </w:tc>
-        <w:tc>
-          <w:tcPr>
-            <w:tcW w:w="3061" w:type="dxa"/>
-            <w:tcBorders>
-              <w:right w:val="single" w:sz="8" w:space="0" w:color="auto"/>
-            </w:tcBorders>
-          </w:tcPr>
-          <w:p>
-            <w:pPr>
-              <w:pStyle w:val="Textoindependiente"/>
-              <w:rPr>
-                <w:sz w:val="20"/>
-              </w:rPr>
-            </w:pPr>
-            <w:r>
-              <w:rPr>
-                <w:sz w:val="16"/>
-                <w:szCs w:val="16"/>
-              </w:rPr>
-              <w:t>{</w:t>
-            </w:r>
-            <w:proofErr w:type="spellStart"/>
-            <w:r>
-              <w:rPr>
-                <w:sz w:val="16"/>
-                <w:szCs w:val="16"/>
-              </w:rPr>
-              <w:t>custom.insuredCelular</w:t>
-            </w:r>
-            <w:proofErr w:type="spellEnd"/>
+            <w:proofErr w:type="gramEnd"/>
             <w:r>
               <w:rPr>
                 <w:sz w:val="16"/>
@@ -1058,7 +1245,9 @@
               <w:top w:val="nil"/>
               <w:left w:val="single" w:sz="8" w:space="0" w:color="auto"/>
               <w:bottom w:val="nil"/>
-            </w:tcBorders>
+              <w:right w:val="nil"/>
+            </w:tcBorders>
+            <w:vAlign w:val="center"/>
           </w:tcPr>
           <w:p>
             <w:pPr>
@@ -1073,7 +1262,7 @@
                 <w:sz w:val="16"/>
                 <w:szCs w:val="16"/>
               </w:rPr>
-              <w:t>Hasta:</w:t>
+              <w:t>Hora:</w:t>
             </w:r>
           </w:p>
         </w:tc>
@@ -1082,16 +1271,14 @@
             <w:tcW w:w="2315" w:type="dxa"/>
             <w:tcBorders>
               <w:top w:val="nil"/>
-            </w:tcBorders>
-          </w:tcPr>
-          <w:p>
-            <w:pPr>
-              <w:tabs>
-                <w:tab w:val="left" w:pos="528"/>
-                <w:tab w:val="left" w:pos="1848"/>
-              </w:tabs>
-              <w:spacing w:line="436" w:lineRule="auto"/>
-              <w:ind w:right="126"/>
+              <w:left w:val="nil"/>
+              <w:bottom w:val="nil"/>
+            </w:tcBorders>
+            <w:vAlign w:val="center"/>
+          </w:tcPr>
+          <w:p>
+            <w:pPr>
+              <w:pStyle w:val="Textoindependiente"/>
               <w:rPr>
                 <w:sz w:val="20"/>
               </w:rPr>
@@ -1105,6 +1292,7 @@
               <w:t>{</w:t>
             </w:r>
             <w:proofErr w:type="spellStart"/>
+            <w:proofErr w:type="gramStart"/>
             <w:r>
               <w:rPr>
                 <w:spacing w:val="-2"/>
@@ -1119,9 +1307,10 @@
                 <w:sz w:val="16"/>
                 <w:szCs w:val="16"/>
               </w:rPr>
-              <w:t>Hasta</w:t>
+              <w:t>Hora</w:t>
             </w:r>
             <w:proofErr w:type="spellEnd"/>
+            <w:proofErr w:type="gramEnd"/>
             <w:r>
               <w:rPr>
                 <w:spacing w:val="-2"/>
@@ -1139,7 +1328,7 @@
         </w:trPr>
         <w:tc>
           <w:tcPr>
-            <w:tcW w:w="1226" w:type="dxa"/>
+            <w:tcW w:w="1384" w:type="dxa"/>
           </w:tcPr>
           <w:p>
             <w:pPr>
@@ -1154,13 +1343,13 @@
                 <w:sz w:val="16"/>
                 <w:szCs w:val="16"/>
               </w:rPr>
-              <w:t>Fax:</w:t>
-            </w:r>
-          </w:p>
-        </w:tc>
-        <w:tc>
-          <w:tcPr>
-            <w:tcW w:w="2851" w:type="dxa"/>
+              <w:t>Ciudad:</w:t>
+            </w:r>
+          </w:p>
+        </w:tc>
+        <w:tc>
+          <w:tcPr>
+            <w:tcW w:w="2693" w:type="dxa"/>
           </w:tcPr>
           <w:p>
             <w:pPr>
@@ -1169,11 +1358,43 @@
                 <w:sz w:val="20"/>
               </w:rPr>
             </w:pPr>
-          </w:p>
-        </w:tc>
-        <w:tc>
-          <w:tcPr>
-            <w:tcW w:w="993" w:type="dxa"/>
+            <w:r>
+              <w:rPr>
+                <w:sz w:val="16"/>
+                <w:szCs w:val="16"/>
+              </w:rPr>
+              <w:t>{</w:t>
+            </w:r>
+            <w:proofErr w:type="spellStart"/>
+            <w:proofErr w:type="gramStart"/>
+            <w:r>
+              <w:rPr>
+                <w:sz w:val="16"/>
+                <w:szCs w:val="16"/>
+              </w:rPr>
+              <w:t>custom.</w:t>
+            </w:r>
+            <w:r>
+              <w:rPr>
+                <w:sz w:val="16"/>
+                <w:szCs w:val="16"/>
+              </w:rPr>
+              <w:t>insuredCiudad</w:t>
+            </w:r>
+            <w:proofErr w:type="spellEnd"/>
+            <w:proofErr w:type="gramEnd"/>
+            <w:r>
+              <w:rPr>
+                <w:sz w:val="16"/>
+                <w:szCs w:val="16"/>
+              </w:rPr>
+              <w:t>}</w:t>
+            </w:r>
+          </w:p>
+        </w:tc>
+        <w:tc>
+          <w:tcPr>
+            <w:tcW w:w="1134" w:type="dxa"/>
           </w:tcPr>
           <w:p>
             <w:pPr>
@@ -1188,20 +1409,13 @@
                 <w:sz w:val="16"/>
                 <w:szCs w:val="16"/>
               </w:rPr>
-              <w:t>Email</w:t>
-            </w:r>
-            <w:r>
-              <w:rPr>
-                <w:sz w:val="16"/>
-                <w:szCs w:val="16"/>
-              </w:rPr>
-              <w:t>:</w:t>
-            </w:r>
-          </w:p>
-        </w:tc>
-        <w:tc>
-          <w:tcPr>
-            <w:tcW w:w="3061" w:type="dxa"/>
+              <w:t>Provincia</w:t>
+            </w:r>
+          </w:p>
+        </w:tc>
+        <w:tc>
+          <w:tcPr>
+            <w:tcW w:w="2920" w:type="dxa"/>
             <w:tcBorders>
               <w:right w:val="single" w:sz="8" w:space="0" w:color="auto"/>
             </w:tcBorders>
@@ -1221,6 +1435,7 @@
               <w:t>{</w:t>
             </w:r>
             <w:proofErr w:type="spellStart"/>
+            <w:proofErr w:type="gramStart"/>
             <w:r>
               <w:rPr>
                 <w:sz w:val="16"/>
@@ -1233,9 +1448,10 @@
                 <w:sz w:val="16"/>
                 <w:szCs w:val="16"/>
               </w:rPr>
-              <w:t>insuredEmail</w:t>
+              <w:t>insuredProvincia</w:t>
             </w:r>
             <w:proofErr w:type="spellEnd"/>
+            <w:proofErr w:type="gramEnd"/>
             <w:r>
               <w:rPr>
                 <w:sz w:val="16"/>
@@ -1243,352 +1459,6 @@
               </w:rPr>
               <w:t>}</w:t>
             </w:r>
-          </w:p>
-        </w:tc>
-        <w:tc>
-          <w:tcPr>
-            <w:tcW w:w="878" w:type="dxa"/>
-            <w:tcBorders>
-              <w:top w:val="nil"/>
-              <w:left w:val="single" w:sz="8" w:space="0" w:color="auto"/>
-              <w:bottom w:val="nil"/>
-            </w:tcBorders>
-          </w:tcPr>
-          <w:p>
-            <w:pPr>
-              <w:pStyle w:val="Textoindependiente"/>
-              <w:rPr>
-                <w:sz w:val="20"/>
-              </w:rPr>
-            </w:pPr>
-            <w:r>
-              <w:rPr>
-                <w:b/>
-                <w:sz w:val="16"/>
-                <w:szCs w:val="16"/>
-              </w:rPr>
-              <w:t>Hora:</w:t>
-            </w:r>
-          </w:p>
-        </w:tc>
-        <w:tc>
-          <w:tcPr>
-            <w:tcW w:w="2315" w:type="dxa"/>
-          </w:tcPr>
-          <w:p>
-            <w:pPr>
-              <w:pStyle w:val="Textoindependiente"/>
-              <w:rPr>
-                <w:sz w:val="20"/>
-              </w:rPr>
-            </w:pPr>
-            <w:r>
-              <w:rPr>
-                <w:spacing w:val="-2"/>
-                <w:sz w:val="16"/>
-                <w:szCs w:val="16"/>
-              </w:rPr>
-              <w:t>{</w:t>
-            </w:r>
-            <w:proofErr w:type="spellStart"/>
-            <w:r>
-              <w:rPr>
-                <w:spacing w:val="-2"/>
-                <w:sz w:val="16"/>
-                <w:szCs w:val="16"/>
-              </w:rPr>
-              <w:t>custom.</w:t>
-            </w:r>
-            <w:r>
-              <w:rPr>
-                <w:spacing w:val="-2"/>
-                <w:sz w:val="16"/>
-                <w:szCs w:val="16"/>
-              </w:rPr>
-              <w:t>Hora</w:t>
-            </w:r>
-            <w:proofErr w:type="spellEnd"/>
-            <w:r>
-              <w:rPr>
-                <w:spacing w:val="-2"/>
-                <w:sz w:val="16"/>
-                <w:szCs w:val="16"/>
-              </w:rPr>
-              <w:t>}</w:t>
-            </w:r>
-          </w:p>
-        </w:tc>
-      </w:tr>
-      <w:tr>
-        <w:trPr>
-          <w:trHeight w:val="53"/>
-        </w:trPr>
-        <w:tc>
-          <w:tcPr>
-            <w:tcW w:w="1226" w:type="dxa"/>
-          </w:tcPr>
-          <w:p>
-            <w:pPr>
-              <w:pStyle w:val="Textoindependiente"/>
-              <w:rPr>
-                <w:sz w:val="20"/>
-              </w:rPr>
-            </w:pPr>
-            <w:r>
-              <w:rPr>
-                <w:b/>
-                <w:sz w:val="16"/>
-                <w:szCs w:val="16"/>
-              </w:rPr>
-              <w:t>País:</w:t>
-            </w:r>
-          </w:p>
-        </w:tc>
-        <w:tc>
-          <w:tcPr>
-            <w:tcW w:w="2851" w:type="dxa"/>
-          </w:tcPr>
-          <w:p>
-            <w:pPr>
-              <w:pStyle w:val="Textoindependiente"/>
-              <w:rPr>
-                <w:sz w:val="20"/>
-              </w:rPr>
-            </w:pPr>
-            <w:r>
-              <w:rPr>
-                <w:sz w:val="16"/>
-                <w:szCs w:val="16"/>
-              </w:rPr>
-              <w:t>{</w:t>
-            </w:r>
-            <w:proofErr w:type="spellStart"/>
-            <w:r>
-              <w:rPr>
-                <w:sz w:val="16"/>
-                <w:szCs w:val="16"/>
-              </w:rPr>
-              <w:t>custom.</w:t>
-            </w:r>
-            <w:r>
-              <w:rPr>
-                <w:sz w:val="16"/>
-                <w:szCs w:val="16"/>
-              </w:rPr>
-              <w:t>insuredPais</w:t>
-            </w:r>
-            <w:proofErr w:type="spellEnd"/>
-            <w:r>
-              <w:rPr>
-                <w:sz w:val="16"/>
-                <w:szCs w:val="16"/>
-              </w:rPr>
-              <w:t>}</w:t>
-            </w:r>
-          </w:p>
-        </w:tc>
-        <w:tc>
-          <w:tcPr>
-            <w:tcW w:w="993" w:type="dxa"/>
-          </w:tcPr>
-          <w:p>
-            <w:pPr>
-              <w:pStyle w:val="Textoindependiente"/>
-              <w:rPr>
-                <w:sz w:val="20"/>
-              </w:rPr>
-            </w:pPr>
-            <w:r>
-              <w:rPr>
-                <w:b/>
-                <w:sz w:val="16"/>
-                <w:szCs w:val="16"/>
-              </w:rPr>
-              <w:t>Provincia</w:t>
-            </w:r>
-          </w:p>
-        </w:tc>
-        <w:tc>
-          <w:tcPr>
-            <w:tcW w:w="3061" w:type="dxa"/>
-            <w:tcBorders>
-              <w:right w:val="single" w:sz="8" w:space="0" w:color="auto"/>
-            </w:tcBorders>
-          </w:tcPr>
-          <w:p>
-            <w:pPr>
-              <w:pStyle w:val="Textoindependiente"/>
-              <w:rPr>
-                <w:sz w:val="20"/>
-              </w:rPr>
-            </w:pPr>
-            <w:r>
-              <w:rPr>
-                <w:sz w:val="16"/>
-                <w:szCs w:val="16"/>
-              </w:rPr>
-              <w:t>{</w:t>
-            </w:r>
-            <w:proofErr w:type="spellStart"/>
-            <w:r>
-              <w:rPr>
-                <w:sz w:val="16"/>
-                <w:szCs w:val="16"/>
-              </w:rPr>
-              <w:t>custom.</w:t>
-            </w:r>
-            <w:r>
-              <w:rPr>
-                <w:sz w:val="16"/>
-                <w:szCs w:val="16"/>
-              </w:rPr>
-              <w:t>insuredProvincia</w:t>
-            </w:r>
-            <w:proofErr w:type="spellEnd"/>
-            <w:r>
-              <w:rPr>
-                <w:sz w:val="16"/>
-                <w:szCs w:val="16"/>
-              </w:rPr>
-              <w:t>}</w:t>
-            </w:r>
-          </w:p>
-        </w:tc>
-        <w:tc>
-          <w:tcPr>
-            <w:tcW w:w="878" w:type="dxa"/>
-            <w:tcBorders>
-              <w:top w:val="nil"/>
-              <w:left w:val="single" w:sz="8" w:space="0" w:color="auto"/>
-              <w:bottom w:val="nil"/>
-            </w:tcBorders>
-          </w:tcPr>
-          <w:p>
-            <w:pPr>
-              <w:pStyle w:val="Textoindependiente"/>
-              <w:rPr>
-                <w:sz w:val="20"/>
-              </w:rPr>
-            </w:pPr>
-          </w:p>
-        </w:tc>
-        <w:tc>
-          <w:tcPr>
-            <w:tcW w:w="2315" w:type="dxa"/>
-          </w:tcPr>
-          <w:p>
-            <w:pPr>
-              <w:pStyle w:val="Textoindependiente"/>
-              <w:rPr>
-                <w:sz w:val="20"/>
-              </w:rPr>
-            </w:pPr>
-          </w:p>
-        </w:tc>
-      </w:tr>
-      <w:tr>
-        <w:trPr>
-          <w:trHeight w:val="227"/>
-        </w:trPr>
-        <w:tc>
-          <w:tcPr>
-            <w:tcW w:w="1226" w:type="dxa"/>
-          </w:tcPr>
-          <w:p>
-            <w:pPr>
-              <w:pStyle w:val="Textoindependiente"/>
-              <w:rPr>
-                <w:sz w:val="20"/>
-              </w:rPr>
-            </w:pPr>
-            <w:r>
-              <w:rPr>
-                <w:b/>
-                <w:sz w:val="16"/>
-                <w:szCs w:val="16"/>
-              </w:rPr>
-              <w:t>Ciudad</w:t>
-            </w:r>
-            <w:r>
-              <w:rPr>
-                <w:b/>
-                <w:sz w:val="16"/>
-                <w:szCs w:val="16"/>
-              </w:rPr>
-              <w:t>:</w:t>
-            </w:r>
-          </w:p>
-        </w:tc>
-        <w:tc>
-          <w:tcPr>
-            <w:tcW w:w="2851" w:type="dxa"/>
-          </w:tcPr>
-          <w:p>
-            <w:pPr>
-              <w:pStyle w:val="Textoindependiente"/>
-              <w:rPr>
-                <w:sz w:val="20"/>
-              </w:rPr>
-            </w:pPr>
-            <w:r>
-              <w:rPr>
-                <w:sz w:val="16"/>
-                <w:szCs w:val="16"/>
-              </w:rPr>
-              <w:t>{</w:t>
-            </w:r>
-            <w:proofErr w:type="spellStart"/>
-            <w:r>
-              <w:rPr>
-                <w:sz w:val="16"/>
-                <w:szCs w:val="16"/>
-              </w:rPr>
-              <w:t>custom.</w:t>
-            </w:r>
-            <w:r>
-              <w:rPr>
-                <w:sz w:val="16"/>
-                <w:szCs w:val="16"/>
-              </w:rPr>
-              <w:t>insuredCiudad</w:t>
-            </w:r>
-            <w:proofErr w:type="spellEnd"/>
-            <w:r>
-              <w:rPr>
-                <w:sz w:val="16"/>
-                <w:szCs w:val="16"/>
-              </w:rPr>
-              <w:t>}</w:t>
-            </w:r>
-          </w:p>
-        </w:tc>
-        <w:tc>
-          <w:tcPr>
-            <w:tcW w:w="993" w:type="dxa"/>
-          </w:tcPr>
-          <w:p>
-            <w:pPr>
-              <w:pStyle w:val="Textoindependiente"/>
-              <w:rPr>
-                <w:sz w:val="20"/>
-              </w:rPr>
-            </w:pPr>
-          </w:p>
-        </w:tc>
-        <w:tc>
-          <w:tcPr>
-            <w:tcW w:w="3061" w:type="dxa"/>
-            <w:tcBorders>
-              <w:right w:val="single" w:sz="8" w:space="0" w:color="auto"/>
-            </w:tcBorders>
-          </w:tcPr>
-          <w:p>
-            <w:pPr>
-              <w:pStyle w:val="Textoindependiente"/>
-              <w:rPr>
-                <w:sz w:val="20"/>
-              </w:rPr>
-            </w:pPr>
           </w:p>
         </w:tc>
         <w:tc>
@@ -1598,6 +1468,7 @@
               <w:top w:val="nil"/>
               <w:left w:val="single" w:sz="8" w:space="0" w:color="auto"/>
               <w:bottom w:val="single" w:sz="8" w:space="0" w:color="auto"/>
+              <w:right w:val="nil"/>
             </w:tcBorders>
           </w:tcPr>
           <w:p>
@@ -1612,6 +1483,11 @@
         <w:tc>
           <w:tcPr>
             <w:tcW w:w="2315" w:type="dxa"/>
+            <w:tcBorders>
+              <w:top w:val="nil"/>
+              <w:left w:val="nil"/>
+              <w:bottom w:val="single" w:sz="8" w:space="0" w:color="auto"/>
+            </w:tcBorders>
           </w:tcPr>
           <w:p>
             <w:pPr>
@@ -1709,6 +1585,7 @@
               <w:t>{</w:t>
             </w:r>
             <w:proofErr w:type="spellStart"/>
+            <w:proofErr w:type="gramStart"/>
             <w:r>
               <w:rPr>
                 <w:sz w:val="16"/>
@@ -1717,6 +1594,7 @@
               <w:t>custom.Comentarios</w:t>
             </w:r>
             <w:proofErr w:type="spellEnd"/>
+            <w:proofErr w:type="gramEnd"/>
             <w:r>
               <w:rPr>
                 <w:sz w:val="16"/>
@@ -1903,7 +1781,23 @@
                 <w:sz w:val="15"/>
                 <w:szCs w:val="15"/>
               </w:rPr>
-              <w:t>{#custom}{#Cobertura</w:t>
+              <w:t>{#</w:t>
+            </w:r>
+            <w:proofErr w:type="gramStart"/>
+            <w:r>
+              <w:rPr>
+                <w:sz w:val="15"/>
+                <w:szCs w:val="15"/>
+              </w:rPr>
+              <w:t>custom}{</w:t>
+            </w:r>
+            <w:proofErr w:type="gramEnd"/>
+            <w:r>
+              <w:rPr>
+                <w:sz w:val="15"/>
+                <w:szCs w:val="15"/>
+              </w:rPr>
+              <w:t>#Cobertura</w:t>
             </w:r>
             <w:r>
               <w:rPr>
@@ -2152,6 +2046,7 @@
               <w:t>{</w:t>
             </w:r>
             <w:proofErr w:type="spellStart"/>
+            <w:proofErr w:type="gramStart"/>
             <w:r>
               <w:rPr>
                 <w:spacing w:val="-2"/>
@@ -2179,6 +2074,7 @@
               <w:t>Prima</w:t>
             </w:r>
             <w:proofErr w:type="spellEnd"/>
+            <w:proofErr w:type="gramEnd"/>
             <w:r>
               <w:rPr>
                 <w:spacing w:val="-2"/>
@@ -2292,6 +2188,7 @@
               <w:t>{</w:t>
             </w:r>
             <w:proofErr w:type="spellStart"/>
+            <w:proofErr w:type="gramStart"/>
             <w:r>
               <w:rPr>
                 <w:spacing w:val="-4"/>
@@ -2306,6 +2203,7 @@
               <w:t>custom.Impuesto</w:t>
             </w:r>
             <w:proofErr w:type="spellEnd"/>
+            <w:proofErr w:type="gramEnd"/>
             <w:r>
               <w:rPr>
                 <w:spacing w:val="-4"/>
@@ -2389,7 +2287,7 @@
                   <w14:bevel/>
                 </w14:textOutline>
               </w:rPr>
-              <w:t>Total(</w:t>
+              <w:t>Total</w:t>
             </w:r>
             <w:r>
               <w:rPr>
@@ -2404,7 +2302,7 @@
                   <w14:bevel/>
                 </w14:textOutline>
               </w:rPr>
-              <w:t>B/.</w:t>
+              <w:t xml:space="preserve"> </w:t>
             </w:r>
             <w:r>
               <w:rPr>
@@ -2419,7 +2317,22 @@
                   <w14:bevel/>
                 </w14:textOutline>
               </w:rPr>
-              <w:t>):</w:t>
+              <w:t>B/.</w:t>
+            </w:r>
+            <w:r>
+              <w:rPr>
+                <w:b/>
+                <w:bCs/>
+                <w:spacing w:val="-4"/>
+                <w:sz w:val="16"/>
+                <w:szCs w:val="16"/>
+                <w14:textOutline w14:w="9525" w14:cap="rnd" w14:cmpd="sng" w14:algn="ctr">
+                  <w14:noFill/>
+                  <w14:prstDash w14:val="solid"/>
+                  <w14:bevel/>
+                </w14:textOutline>
+              </w:rPr>
+              <w:t>:</w:t>
             </w:r>
           </w:p>
         </w:tc>
@@ -2460,6 +2373,7 @@
               <w:t>{</w:t>
             </w:r>
             <w:proofErr w:type="spellStart"/>
+            <w:proofErr w:type="gramStart"/>
             <w:r>
               <w:rPr>
                 <w:sz w:val="16"/>
@@ -2487,6 +2401,7 @@
               <w:t>Total</w:t>
             </w:r>
             <w:proofErr w:type="spellEnd"/>
+            <w:proofErr w:type="gramEnd"/>
             <w:r>
               <w:rPr>
                 <w:sz w:val="16"/>
@@ -2964,104 +2879,509 @@
         </w:rPr>
       </w:pPr>
     </w:p>
+    <w:tbl>
+      <w:tblPr>
+        <w:tblW w:w="10206" w:type="dxa"/>
+        <w:tblInd w:w="779" w:type="dxa"/>
+        <w:tblLayout w:type="fixed"/>
+        <w:tblCellMar>
+          <w:top w:w="20" w:type="dxa"/>
+          <w:left w:w="70" w:type="dxa"/>
+          <w:bottom w:w="20" w:type="dxa"/>
+          <w:right w:w="70" w:type="dxa"/>
+        </w:tblCellMar>
+        <w:tblLook w:val="04A0" w:firstRow="1" w:lastRow="0" w:firstColumn="1" w:lastColumn="0" w:noHBand="0" w:noVBand="1"/>
+      </w:tblPr>
+      <w:tblGrid>
+        <w:gridCol w:w="4065"/>
+        <w:gridCol w:w="1615"/>
+        <w:gridCol w:w="4526"/>
+      </w:tblGrid>
+      <w:tr>
+        <w:trPr>
+          <w:cantSplit/>
+          <w:trHeight w:val="510"/>
+        </w:trPr>
+        <w:tc>
+          <w:tcPr>
+            <w:tcW w:w="5680" w:type="dxa"/>
+            <w:gridSpan w:val="2"/>
+            <w:tcBorders>
+              <w:top w:val="nil"/>
+              <w:left w:val="nil"/>
+              <w:bottom w:val="nil"/>
+              <w:right w:val="nil"/>
+            </w:tcBorders>
+            <w:vAlign w:val="center"/>
+          </w:tcPr>
+          <w:p>
+            <w:pPr>
+              <w:jc w:val="right"/>
+              <w:rPr>
+                <w:sz w:val="16"/>
+                <w:szCs w:val="16"/>
+              </w:rPr>
+            </w:pPr>
+          </w:p>
+        </w:tc>
+        <w:tc>
+          <w:tcPr>
+            <w:tcW w:w="4526" w:type="dxa"/>
+            <w:tcBorders>
+              <w:top w:val="nil"/>
+              <w:left w:val="nil"/>
+              <w:bottom w:val="nil"/>
+              <w:right w:val="nil"/>
+            </w:tcBorders>
+            <w:vAlign w:val="center"/>
+          </w:tcPr>
+          <w:p>
+            <w:pPr>
+              <w:jc w:val="right"/>
+              <w:rPr>
+                <w:sz w:val="16"/>
+                <w:szCs w:val="16"/>
+              </w:rPr>
+            </w:pPr>
+            <w:r>
+              <w:rPr>
+                <w:sz w:val="16"/>
+                <w:szCs w:val="16"/>
+              </w:rPr>
+              <w:t>Firmado en Panamá, República de Panamá</w:t>
+            </w:r>
+          </w:p>
+        </w:tc>
+      </w:tr>
+      <w:tr>
+        <w:trPr>
+          <w:cantSplit/>
+          <w:trHeight w:val="250"/>
+        </w:trPr>
+        <w:tc>
+          <w:tcPr>
+            <w:tcW w:w="5680" w:type="dxa"/>
+            <w:gridSpan w:val="2"/>
+            <w:tcBorders>
+              <w:top w:val="nil"/>
+              <w:left w:val="nil"/>
+              <w:bottom w:val="nil"/>
+              <w:right w:val="nil"/>
+            </w:tcBorders>
+            <w:vAlign w:val="center"/>
+          </w:tcPr>
+          <w:p>
+            <w:pPr>
+              <w:jc w:val="right"/>
+              <w:rPr>
+                <w:sz w:val="16"/>
+                <w:szCs w:val="16"/>
+              </w:rPr>
+            </w:pPr>
+          </w:p>
+        </w:tc>
+        <w:tc>
+          <w:tcPr>
+            <w:tcW w:w="4526" w:type="dxa"/>
+            <w:tcBorders>
+              <w:top w:val="nil"/>
+              <w:left w:val="nil"/>
+              <w:bottom w:val="nil"/>
+              <w:right w:val="nil"/>
+            </w:tcBorders>
+            <w:vAlign w:val="center"/>
+          </w:tcPr>
+          <w:p>
+            <w:pPr>
+              <w:jc w:val="right"/>
+              <w:rPr>
+                <w:sz w:val="16"/>
+                <w:szCs w:val="16"/>
+              </w:rPr>
+            </w:pPr>
+            <w:r>
+              <w:rPr>
+                <w:sz w:val="16"/>
+                <w:szCs w:val="16"/>
+              </w:rPr>
+              <w:t>{</w:t>
+            </w:r>
+            <w:proofErr w:type="spellStart"/>
+            <w:proofErr w:type="gramStart"/>
+            <w:r>
+              <w:rPr>
+                <w:sz w:val="16"/>
+                <w:szCs w:val="16"/>
+              </w:rPr>
+              <w:t>custom.FechaActual</w:t>
+            </w:r>
+            <w:proofErr w:type="spellEnd"/>
+            <w:proofErr w:type="gramEnd"/>
+            <w:r>
+              <w:rPr>
+                <w:sz w:val="16"/>
+                <w:szCs w:val="16"/>
+              </w:rPr>
+              <w:t>}</w:t>
+            </w:r>
+          </w:p>
+        </w:tc>
+      </w:tr>
+      <w:tr>
+        <w:trPr>
+          <w:cantSplit/>
+          <w:trHeight w:val="60"/>
+        </w:trPr>
+        <w:tc>
+          <w:tcPr>
+            <w:tcW w:w="4065" w:type="dxa"/>
+            <w:tcBorders>
+              <w:top w:val="nil"/>
+              <w:left w:val="nil"/>
+              <w:bottom w:val="single" w:sz="4" w:space="0" w:color="000000"/>
+              <w:right w:val="nil"/>
+            </w:tcBorders>
+            <w:vAlign w:val="center"/>
+          </w:tcPr>
+          <w:p/>
+          <w:p/>
+          <w:p/>
+        </w:tc>
+        <w:tc>
+          <w:tcPr>
+            <w:tcW w:w="1615" w:type="dxa"/>
+            <w:tcBorders>
+              <w:top w:val="nil"/>
+              <w:left w:val="nil"/>
+              <w:bottom w:val="nil"/>
+              <w:right w:val="nil"/>
+            </w:tcBorders>
+            <w:vAlign w:val="center"/>
+          </w:tcPr>
+          <w:p/>
+        </w:tc>
+        <w:tc>
+          <w:tcPr>
+            <w:tcW w:w="4526" w:type="dxa"/>
+            <w:tcBorders>
+              <w:top w:val="nil"/>
+              <w:left w:val="nil"/>
+              <w:bottom w:val="single" w:sz="4" w:space="0" w:color="000000"/>
+              <w:right w:val="nil"/>
+            </w:tcBorders>
+            <w:vAlign w:val="center"/>
+          </w:tcPr>
+          <w:p/>
+        </w:tc>
+      </w:tr>
+      <w:tr>
+        <w:trPr>
+          <w:cantSplit/>
+          <w:trHeight w:val="250"/>
+        </w:trPr>
+        <w:tc>
+          <w:tcPr>
+            <w:tcW w:w="4065" w:type="dxa"/>
+            <w:tcBorders>
+              <w:top w:val="nil"/>
+              <w:left w:val="nil"/>
+              <w:bottom w:val="nil"/>
+              <w:right w:val="nil"/>
+            </w:tcBorders>
+            <w:vAlign w:val="center"/>
+          </w:tcPr>
+          <w:p>
+            <w:pPr>
+              <w:jc w:val="center"/>
+              <w:rPr>
+                <w:sz w:val="18"/>
+                <w:szCs w:val="18"/>
+              </w:rPr>
+            </w:pPr>
+            <w:r>
+              <w:rPr>
+                <w:b/>
+                <w:bCs/>
+                <w:sz w:val="18"/>
+                <w:szCs w:val="18"/>
+              </w:rPr>
+              <w:t>El Tomador/Contratante</w:t>
+            </w:r>
+          </w:p>
+        </w:tc>
+        <w:tc>
+          <w:tcPr>
+            <w:tcW w:w="1615" w:type="dxa"/>
+            <w:tcBorders>
+              <w:top w:val="nil"/>
+              <w:left w:val="nil"/>
+              <w:bottom w:val="nil"/>
+              <w:right w:val="nil"/>
+            </w:tcBorders>
+            <w:vAlign w:val="center"/>
+          </w:tcPr>
+          <w:p/>
+        </w:tc>
+        <w:tc>
+          <w:tcPr>
+            <w:tcW w:w="4526" w:type="dxa"/>
+            <w:tcBorders>
+              <w:top w:val="nil"/>
+              <w:left w:val="nil"/>
+              <w:bottom w:val="nil"/>
+              <w:right w:val="nil"/>
+            </w:tcBorders>
+            <w:vAlign w:val="center"/>
+          </w:tcPr>
+          <w:p>
+            <w:pPr>
+              <w:jc w:val="center"/>
+              <w:rPr>
+                <w:sz w:val="18"/>
+                <w:szCs w:val="18"/>
+              </w:rPr>
+            </w:pPr>
+            <w:r>
+              <w:rPr>
+                <w:b/>
+                <w:bCs/>
+                <w:sz w:val="18"/>
+                <w:szCs w:val="18"/>
+              </w:rPr>
+              <w:t>Aseguradora Global, S.A.</w:t>
+            </w:r>
+          </w:p>
+        </w:tc>
+      </w:tr>
+      <w:tr>
+        <w:trPr>
+          <w:cantSplit/>
+          <w:trHeight w:val="250"/>
+        </w:trPr>
+        <w:tc>
+          <w:tcPr>
+            <w:tcW w:w="4065" w:type="dxa"/>
+            <w:tcBorders>
+              <w:top w:val="nil"/>
+              <w:left w:val="nil"/>
+              <w:bottom w:val="nil"/>
+              <w:right w:val="nil"/>
+            </w:tcBorders>
+            <w:vAlign w:val="center"/>
+          </w:tcPr>
+          <w:p>
+            <w:pPr>
+              <w:jc w:val="center"/>
+            </w:pPr>
+            <w:r>
+              <w:rPr>
+                <w:sz w:val="16"/>
+                <w:szCs w:val="16"/>
+              </w:rPr>
+              <w:t>{</w:t>
+            </w:r>
+            <w:proofErr w:type="spellStart"/>
+            <w:proofErr w:type="gramStart"/>
+            <w:r>
+              <w:rPr>
+                <w:sz w:val="16"/>
+                <w:szCs w:val="16"/>
+              </w:rPr>
+              <w:t>custom.Tenedor</w:t>
+            </w:r>
+            <w:proofErr w:type="spellEnd"/>
+            <w:proofErr w:type="gramEnd"/>
+            <w:r>
+              <w:rPr>
+                <w:sz w:val="16"/>
+                <w:szCs w:val="16"/>
+              </w:rPr>
+              <w:t>}</w:t>
+            </w:r>
+          </w:p>
+        </w:tc>
+        <w:tc>
+          <w:tcPr>
+            <w:tcW w:w="1615" w:type="dxa"/>
+            <w:tcBorders>
+              <w:top w:val="nil"/>
+              <w:left w:val="nil"/>
+              <w:bottom w:val="nil"/>
+              <w:right w:val="nil"/>
+            </w:tcBorders>
+            <w:vAlign w:val="center"/>
+          </w:tcPr>
+          <w:p/>
+        </w:tc>
+        <w:tc>
+          <w:tcPr>
+            <w:tcW w:w="4526" w:type="dxa"/>
+            <w:tcBorders>
+              <w:top w:val="nil"/>
+              <w:left w:val="nil"/>
+              <w:bottom w:val="nil"/>
+              <w:right w:val="nil"/>
+            </w:tcBorders>
+            <w:vAlign w:val="center"/>
+          </w:tcPr>
+          <w:p>
+            <w:pPr>
+              <w:jc w:val="center"/>
+            </w:pPr>
+            <w:r>
+              <w:rPr>
+                <w:sz w:val="16"/>
+                <w:szCs w:val="16"/>
+              </w:rPr>
+              <w:t>Firma Autorizada</w:t>
+            </w:r>
+          </w:p>
+        </w:tc>
+      </w:tr>
+      <w:tr>
+        <w:trPr>
+          <w:cantSplit/>
+          <w:trHeight w:val="420"/>
+        </w:trPr>
+        <w:tc>
+          <w:tcPr>
+            <w:tcW w:w="10206" w:type="dxa"/>
+            <w:gridSpan w:val="3"/>
+            <w:tcBorders>
+              <w:top w:val="nil"/>
+              <w:left w:val="nil"/>
+              <w:bottom w:val="nil"/>
+              <w:right w:val="nil"/>
+            </w:tcBorders>
+            <w:vAlign w:val="center"/>
+          </w:tcPr>
+          <w:p>
+            <w:pPr>
+              <w:spacing w:before="160"/>
+            </w:pPr>
+          </w:p>
+        </w:tc>
+      </w:tr>
+    </w:tbl>
     <w:p>
       <w:pPr>
-        <w:pStyle w:val="Ttulo2"/>
-        <w:spacing w:before="146"/>
-        <w:ind w:right="245"/>
+        <w:pStyle w:val="Textoindependiente"/>
+        <w:rPr>
+          <w:sz w:val="20"/>
+        </w:rPr>
       </w:pPr>
       <w:r>
-        <w:t>Firmado</w:t>
+        <w:t>Los</w:t>
       </w:r>
       <w:r>
         <w:rPr>
           <w:rFonts w:ascii="Times New Roman" w:hAnsi="Times New Roman"/>
+          <w:spacing w:val="5"/>
+        </w:rPr>
+        <w:t xml:space="preserve"> </w:t>
+      </w:r>
+      <w:r>
+        <w:t>Timbres</w:t>
+      </w:r>
+      <w:r>
+        <w:rPr>
+          <w:rFonts w:ascii="Times New Roman" w:hAnsi="Times New Roman"/>
+          <w:spacing w:val="8"/>
+        </w:rPr>
+        <w:t xml:space="preserve"> </w:t>
+      </w:r>
+      <w:r>
+        <w:t>que</w:t>
+      </w:r>
+      <w:r>
+        <w:rPr>
+          <w:rFonts w:ascii="Times New Roman" w:hAnsi="Times New Roman"/>
+          <w:spacing w:val="9"/>
+        </w:rPr>
+        <w:t xml:space="preserve"> </w:t>
+      </w:r>
+      <w:r>
+        <w:t>corresponden</w:t>
+      </w:r>
+      <w:r>
+        <w:rPr>
+          <w:rFonts w:ascii="Times New Roman" w:hAnsi="Times New Roman"/>
+          <w:spacing w:val="8"/>
+        </w:rPr>
+        <w:t xml:space="preserve"> </w:t>
+      </w:r>
+      <w:r>
+        <w:t>al</w:t>
+      </w:r>
+      <w:r>
+        <w:rPr>
+          <w:rFonts w:ascii="Times New Roman" w:hAnsi="Times New Roman"/>
+          <w:spacing w:val="9"/>
+        </w:rPr>
+        <w:t xml:space="preserve"> </w:t>
+      </w:r>
+      <w:r>
+        <w:t>presente</w:t>
+      </w:r>
+      <w:r>
+        <w:rPr>
+          <w:rFonts w:ascii="Times New Roman" w:hAnsi="Times New Roman"/>
+          <w:spacing w:val="8"/>
+        </w:rPr>
+        <w:t xml:space="preserve"> </w:t>
+      </w:r>
+      <w:r>
+        <w:t>documento</w:t>
+      </w:r>
+      <w:r>
+        <w:rPr>
+          <w:rFonts w:ascii="Times New Roman" w:hAnsi="Times New Roman"/>
+          <w:spacing w:val="-13"/>
+        </w:rPr>
+        <w:t>,</w:t>
+      </w:r>
+      <w:r>
+        <w:rPr>
+          <w:rFonts w:ascii="Times New Roman" w:hAnsi="Times New Roman"/>
+          <w:spacing w:val="8"/>
+        </w:rPr>
+        <w:t xml:space="preserve"> </w:t>
+      </w:r>
+      <w:r>
+        <w:t>son</w:t>
+      </w:r>
+      <w:r>
+        <w:rPr>
+          <w:rFonts w:ascii="Times New Roman" w:hAnsi="Times New Roman"/>
+          <w:spacing w:val="9"/>
+        </w:rPr>
+        <w:t xml:space="preserve"> </w:t>
+      </w:r>
+      <w:r>
+        <w:t>pagados</w:t>
+      </w:r>
+      <w:r>
+        <w:rPr>
+          <w:rFonts w:ascii="Times New Roman" w:hAnsi="Times New Roman"/>
+          <w:spacing w:val="8"/>
+        </w:rPr>
+        <w:t xml:space="preserve"> </w:t>
+      </w:r>
+      <w:r>
+        <w:t>por</w:t>
+      </w:r>
+      <w:r>
+        <w:rPr>
+          <w:rFonts w:ascii="Times New Roman" w:hAnsi="Times New Roman"/>
+          <w:spacing w:val="9"/>
+        </w:rPr>
+        <w:t xml:space="preserve"> </w:t>
+      </w:r>
+      <w:r>
+        <w:rPr>
           <w:spacing w:val="-2"/>
         </w:rPr>
-        <w:t xml:space="preserve"> </w:t>
-      </w:r>
-      <w:r>
-        <w:t>en</w:t>
-      </w:r>
-      <w:r>
-        <w:rPr>
-          <w:rFonts w:ascii="Times New Roman" w:hAnsi="Times New Roman"/>
-          <w:spacing w:val="-2"/>
-        </w:rPr>
-        <w:t xml:space="preserve"> </w:t>
-      </w:r>
-      <w:r>
-        <w:t>Panamá,</w:t>
-      </w:r>
-      <w:r>
-        <w:rPr>
-          <w:rFonts w:ascii="Times New Roman" w:hAnsi="Times New Roman"/>
-          <w:spacing w:val="-1"/>
-        </w:rPr>
-        <w:t xml:space="preserve"> </w:t>
-      </w:r>
-      <w:r>
-        <w:t>R.</w:t>
-      </w:r>
-      <w:r>
-        <w:rPr>
-          <w:rFonts w:ascii="Times New Roman" w:hAnsi="Times New Roman"/>
-          <w:spacing w:val="-2"/>
-        </w:rPr>
-        <w:t xml:space="preserve"> </w:t>
-      </w:r>
-      <w:r>
-        <w:t>de</w:t>
-      </w:r>
-      <w:r>
-        <w:rPr>
-          <w:rFonts w:ascii="Times New Roman" w:hAnsi="Times New Roman"/>
-          <w:spacing w:val="-1"/>
-        </w:rPr>
-        <w:t xml:space="preserve"> </w:t>
-      </w:r>
-      <w:r>
-        <w:rPr>
-          <w:spacing w:val="-2"/>
-        </w:rPr>
-        <w:t>Panamá</w:t>
-      </w:r>
-    </w:p>
-    <w:p>
-      <w:pPr>
-        <w:spacing w:before="33"/>
-        <w:ind w:right="242"/>
-        <w:jc w:val="right"/>
-        <w:rPr>
-          <w:sz w:val="18"/>
-          <w:szCs w:val="18"/>
-        </w:rPr>
-      </w:pPr>
-      <w:r>
-        <w:rPr>
-          <w:spacing w:val="-2"/>
-          <w:sz w:val="18"/>
-          <w:szCs w:val="18"/>
-        </w:rPr>
-        <w:t>{</w:t>
-      </w:r>
-      <w:proofErr w:type="spellStart"/>
-      <w:r>
-        <w:rPr>
-          <w:spacing w:val="-2"/>
-          <w:sz w:val="18"/>
-          <w:szCs w:val="18"/>
-        </w:rPr>
-        <w:t>custom.FechaActual</w:t>
-      </w:r>
-      <w:proofErr w:type="spellEnd"/>
-      <w:r>
-        <w:rPr>
-          <w:spacing w:val="-2"/>
-          <w:sz w:val="18"/>
-          <w:szCs w:val="18"/>
-        </w:rPr>
-        <w:t>}</w:t>
+        <w:t>declaración.</w:t>
       </w:r>
     </w:p>
     <w:p>
@@ -3069,192 +3389,6 @@
         <w:pStyle w:val="Textoindependiente"/>
         <w:rPr>
           <w:sz w:val="20"/>
-        </w:rPr>
-      </w:pPr>
-    </w:p>
-    <w:p>
-      <w:pPr>
-        <w:pStyle w:val="Textoindependiente"/>
-        <w:rPr>
-          <w:sz w:val="20"/>
-        </w:rPr>
-      </w:pPr>
-    </w:p>
-    <w:p>
-      <w:pPr>
-        <w:pStyle w:val="Textoindependiente"/>
-        <w:spacing w:before="166"/>
-        <w:rPr>
-          <w:sz w:val="20"/>
-        </w:rPr>
-      </w:pPr>
-      <w:r>
-        <w:rPr>
-          <w:noProof/>
-          <w:sz w:val="20"/>
-        </w:rPr>
-        <mc:AlternateContent>
-          <mc:Choice Requires="wps">
-            <w:drawing>
-              <wp:anchor distT="0" distB="0" distL="0" distR="0" simplePos="0" relativeHeight="487590912" behindDoc="1" locked="0" layoutInCell="1" allowOverlap="1" wp14:anchorId="75CC63EA" wp14:editId="7C29393A">
-                <wp:simplePos x="0" y="0"/>
-                <wp:positionH relativeFrom="page">
-                  <wp:posOffset>393700</wp:posOffset>
-                </wp:positionH>
-                <wp:positionV relativeFrom="paragraph">
-                  <wp:posOffset>266747</wp:posOffset>
-                </wp:positionV>
-                <wp:extent cx="3101975" cy="1270"/>
-                <wp:effectExtent l="0" t="0" r="0" b="0"/>
-                <wp:wrapTopAndBottom/>
-                <wp:docPr id="33" name="Graphic 33"/>
-                <wp:cNvGraphicFramePr>
-                  <a:graphicFrameLocks xmlns:a="http://schemas.openxmlformats.org/drawingml/2006/main"/>
-                </wp:cNvGraphicFramePr>
-                <a:graphic xmlns:a="http://schemas.openxmlformats.org/drawingml/2006/main">
-                  <a:graphicData uri="http://schemas.microsoft.com/office/word/2010/wordprocessingShape">
-                    <wps:wsp>
-                      <wps:cNvSpPr>
-                        <a:spLocks/>
-                      </wps:cNvSpPr>
-                      <wps:spPr>
-                        <a:xfrm>
-                          <a:off x="0" y="0"/>
-                          <a:ext cx="3101975" cy="1270"/>
-                        </a:xfrm>
-                        <a:custGeom>
-                          <a:avLst/>
-                          <a:gdLst/>
-                          <a:ahLst/>
-                          <a:cxnLst/>
-                          <a:rect l="l" t="t" r="r" b="b"/>
-                          <a:pathLst>
-                            <a:path w="3101975">
-                              <a:moveTo>
-                                <a:pt x="0" y="0"/>
-                              </a:moveTo>
-                              <a:lnTo>
-                                <a:pt x="3101975" y="0"/>
-                              </a:lnTo>
-                            </a:path>
-                          </a:pathLst>
-                        </a:custGeom>
-                        <a:ln w="12700">
-                          <a:solidFill>
-                            <a:srgbClr val="000000"/>
-                          </a:solidFill>
-                          <a:prstDash val="solid"/>
-                        </a:ln>
-                      </wps:spPr>
-                      <wps:bodyPr wrap="square" lIns="0" tIns="0" rIns="0" bIns="0" rtlCol="0">
-                        <a:prstTxWarp prst="textNoShape">
-                          <a:avLst/>
-                        </a:prstTxWarp>
-                        <a:noAutofit/>
-                      </wps:bodyPr>
-                    </wps:wsp>
-                  </a:graphicData>
-                </a:graphic>
-              </wp:anchor>
-            </w:drawing>
-          </mc:Choice>
-          <mc:Fallback>
-            <w:pict>
-              <v:shape w14:anchorId="207BAB0D" id="Graphic 33" o:spid="_x0000_s1026" style="position:absolute;margin-left:31pt;margin-top:21pt;width:244.25pt;height:.1pt;z-index:-15725568;visibility:visible;mso-wrap-style:square;mso-wrap-distance-left:0;mso-wrap-distance-top:0;mso-wrap-distance-right:0;mso-wrap-distance-bottom:0;mso-position-horizontal:absolute;mso-position-horizontal-relative:page;mso-position-vertical:absolute;mso-position-vertical-relative:text;v-text-anchor:top" coordsize="3101975,1270" o:gfxdata="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" path="m,l3101975,e" filled="f" strokeweight="1pt">
-                <v:path arrowok="t"/>
-                <w10:wrap type="topAndBottom" anchorx="page"/>
-              </v:shape>
-            </w:pict>
-          </mc:Fallback>
-        </mc:AlternateContent>
-      </w:r>
-      <w:r>
-        <w:rPr>
-          <w:noProof/>
-          <w:sz w:val="20"/>
-        </w:rPr>
-        <mc:AlternateContent>
-          <mc:Choice Requires="wps">
-            <w:drawing>
-              <wp:anchor distT="0" distB="0" distL="0" distR="0" simplePos="0" relativeHeight="487591424" behindDoc="1" locked="0" layoutInCell="1" allowOverlap="1" wp14:anchorId="5E066CE9" wp14:editId="378D1730">
-                <wp:simplePos x="0" y="0"/>
-                <wp:positionH relativeFrom="page">
-                  <wp:posOffset>4200525</wp:posOffset>
-                </wp:positionH>
-                <wp:positionV relativeFrom="paragraph">
-                  <wp:posOffset>276272</wp:posOffset>
-                </wp:positionV>
-                <wp:extent cx="3048000" cy="1270"/>
-                <wp:effectExtent l="0" t="0" r="0" b="0"/>
-                <wp:wrapTopAndBottom/>
-                <wp:docPr id="34" name="Graphic 34"/>
-                <wp:cNvGraphicFramePr>
-                  <a:graphicFrameLocks xmlns:a="http://schemas.openxmlformats.org/drawingml/2006/main"/>
-                </wp:cNvGraphicFramePr>
-                <a:graphic xmlns:a="http://schemas.openxmlformats.org/drawingml/2006/main">
-                  <a:graphicData uri="http://schemas.microsoft.com/office/word/2010/wordprocessingShape">
-                    <wps:wsp>
-                      <wps:cNvSpPr>
-                        <a:spLocks/>
-                      </wps:cNvSpPr>
-                      <wps:spPr>
-                        <a:xfrm>
-                          <a:off x="0" y="0"/>
-                          <a:ext cx="3048000" cy="1270"/>
-                        </a:xfrm>
-                        <a:custGeom>
-                          <a:avLst/>
-                          <a:gdLst/>
-                          <a:ahLst/>
-                          <a:cxnLst/>
-                          <a:rect l="l" t="t" r="r" b="b"/>
-                          <a:pathLst>
-                            <a:path w="3048000">
-                              <a:moveTo>
-                                <a:pt x="0" y="0"/>
-                              </a:moveTo>
-                              <a:lnTo>
-                                <a:pt x="3048000" y="0"/>
-                              </a:lnTo>
-                            </a:path>
-                          </a:pathLst>
-                        </a:custGeom>
-                        <a:ln w="12700">
-                          <a:solidFill>
-                            <a:srgbClr val="000000"/>
-                          </a:solidFill>
-                          <a:prstDash val="solid"/>
-                        </a:ln>
-                      </wps:spPr>
-                      <wps:bodyPr wrap="square" lIns="0" tIns="0" rIns="0" bIns="0" rtlCol="0">
-                        <a:prstTxWarp prst="textNoShape">
-                          <a:avLst/>
-                        </a:prstTxWarp>
-                        <a:noAutofit/>
-                      </wps:bodyPr>
-                    </wps:wsp>
-                  </a:graphicData>
-                </a:graphic>
-              </wp:anchor>
-            </w:drawing>
-          </mc:Choice>
-          <mc:Fallback>
-            <w:pict>
-              <v:shape w14:anchorId="19A5C316" id="Graphic 34" o:spid="_x0000_s1026" style="position:absolute;margin-left:330.75pt;margin-top:21.75pt;width:240pt;height:.1pt;z-index:-15725056;visibility:visible;mso-wrap-style:square;mso-wrap-distance-left:0;mso-wrap-distance-top:0;mso-wrap-distance-right:0;mso-wrap-distance-bottom:0;mso-position-horizontal:absolute;mso-position-horizontal-relative:page;mso-position-vertical:absolute;mso-position-vertical-relative:text;v-text-anchor:top" coordsize="3048000,1270" o:gfxdata="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" path="m,l3048000,e" filled="f" strokeweight="1pt">
-                <v:path arrowok="t"/>
-                <w10:wrap type="topAndBottom" anchorx="page"/>
-              </v:shape>
-            </w:pict>
-          </mc:Fallback>
-        </mc:AlternateContent>
-      </w:r>
-    </w:p>
-    <w:p>
-      <w:pPr>
-        <w:pStyle w:val="Textoindependiente"/>
-        <w:spacing w:before="1"/>
-        <w:rPr>
-          <w:sz w:val="6"/>
         </w:rPr>
       </w:pPr>
     </w:p>
@@ -3274,25 +3408,6 @@
     </w:p>
     <w:p>
       <w:pPr>
-        <w:pStyle w:val="Ttulo2"/>
-        <w:spacing w:before="55"/>
-        <w:ind w:left="240"/>
-        <w:jc w:val="left"/>
-      </w:pPr>
-      <w:r>
-        <w:t>{</w:t>
-      </w:r>
-      <w:proofErr w:type="spellStart"/>
-      <w:r>
-        <w:t>custom.Tenedor</w:t>
-      </w:r>
-      <w:proofErr w:type="spellEnd"/>
-      <w:r>
-        <w:t>}</w:t>
-      </w:r>
-    </w:p>
-    <w:p>
-      <w:pPr>
         <w:pStyle w:val="Textoindependiente"/>
         <w:rPr>
           <w:sz w:val="18"/>
@@ -3318,23 +3433,6 @@
     <w:p>
       <w:pPr>
         <w:pStyle w:val="Textoindependiente"/>
-        <w:rPr>
-          <w:sz w:val="18"/>
-        </w:rPr>
-      </w:pPr>
-    </w:p>
-    <w:p>
-      <w:pPr>
-        <w:pStyle w:val="Textoindependiente"/>
-        <w:rPr>
-          <w:sz w:val="18"/>
-        </w:rPr>
-      </w:pPr>
-    </w:p>
-    <w:p>
-      <w:pPr>
-        <w:pStyle w:val="Textoindependiente"/>
-        <w:spacing w:before="14"/>
         <w:rPr>
           <w:sz w:val="18"/>
         </w:rPr>
@@ -3344,177 +3442,13 @@
       <w:pPr>
         <w:pStyle w:val="Textoindependiente"/>
         <w:spacing w:before="1"/>
-        <w:ind w:left="165"/>
-      </w:pPr>
-      <w:r>
-        <w:t>Los</w:t>
-      </w:r>
-      <w:r>
-        <w:rPr>
-          <w:rFonts w:ascii="Times New Roman" w:hAnsi="Times New Roman"/>
-          <w:spacing w:val="5"/>
-        </w:rPr>
-        <w:t xml:space="preserve"> </w:t>
-      </w:r>
-      <w:r>
-        <w:t>Timbres</w:t>
-      </w:r>
-      <w:r>
-        <w:rPr>
-          <w:rFonts w:ascii="Times New Roman" w:hAnsi="Times New Roman"/>
-          <w:spacing w:val="8"/>
-        </w:rPr>
-        <w:t xml:space="preserve"> </w:t>
-      </w:r>
-      <w:r>
-        <w:t>que</w:t>
-      </w:r>
-      <w:r>
-        <w:rPr>
-          <w:rFonts w:ascii="Times New Roman" w:hAnsi="Times New Roman"/>
-          <w:spacing w:val="9"/>
-        </w:rPr>
-        <w:t xml:space="preserve"> </w:t>
-      </w:r>
-      <w:r>
-        <w:t>corresponden</w:t>
-      </w:r>
-      <w:r>
-        <w:rPr>
-          <w:rFonts w:ascii="Times New Roman" w:hAnsi="Times New Roman"/>
-          <w:spacing w:val="8"/>
-        </w:rPr>
-        <w:t xml:space="preserve"> </w:t>
-      </w:r>
-      <w:r>
-        <w:t>al</w:t>
-      </w:r>
-      <w:r>
-        <w:rPr>
-          <w:rFonts w:ascii="Times New Roman" w:hAnsi="Times New Roman"/>
-          <w:spacing w:val="9"/>
-        </w:rPr>
-        <w:t xml:space="preserve"> </w:t>
-      </w:r>
-      <w:r>
-        <w:t>presente</w:t>
-      </w:r>
-      <w:r>
-        <w:rPr>
-          <w:rFonts w:ascii="Times New Roman" w:hAnsi="Times New Roman"/>
-          <w:spacing w:val="8"/>
-        </w:rPr>
-        <w:t xml:space="preserve"> </w:t>
-      </w:r>
-      <w:r>
-        <w:t>documento</w:t>
-      </w:r>
-      <w:r>
-        <w:rPr>
-          <w:rFonts w:ascii="Times New Roman" w:hAnsi="Times New Roman"/>
-          <w:spacing w:val="-13"/>
-        </w:rPr>
-        <w:t xml:space="preserve"> </w:t>
-      </w:r>
-      <w:r>
-        <w:t>,</w:t>
-      </w:r>
-      <w:r>
-        <w:rPr>
-          <w:rFonts w:ascii="Times New Roman" w:hAnsi="Times New Roman"/>
-          <w:spacing w:val="8"/>
-        </w:rPr>
-        <w:t xml:space="preserve"> </w:t>
-      </w:r>
-      <w:r>
-        <w:t>son</w:t>
-      </w:r>
-      <w:r>
-        <w:rPr>
-          <w:rFonts w:ascii="Times New Roman" w:hAnsi="Times New Roman"/>
-          <w:spacing w:val="9"/>
-        </w:rPr>
-        <w:t xml:space="preserve"> </w:t>
-      </w:r>
-      <w:r>
-        <w:t>pagados</w:t>
-      </w:r>
-      <w:r>
-        <w:rPr>
-          <w:rFonts w:ascii="Times New Roman" w:hAnsi="Times New Roman"/>
-          <w:spacing w:val="8"/>
-        </w:rPr>
-        <w:t xml:space="preserve"> </w:t>
-      </w:r>
-      <w:r>
-        <w:t>por</w:t>
-      </w:r>
-      <w:r>
-        <w:rPr>
-          <w:rFonts w:ascii="Times New Roman" w:hAnsi="Times New Roman"/>
-          <w:spacing w:val="9"/>
-        </w:rPr>
-        <w:t xml:space="preserve"> </w:t>
-      </w:r>
-      <w:r>
-        <w:rPr>
-          <w:spacing w:val="-2"/>
-        </w:rPr>
-        <w:t>declaración.</w:t>
-      </w:r>
-    </w:p>
-    <w:p>
-      <w:pPr>
-        <w:pStyle w:val="Ttulo3"/>
-        <w:spacing w:before="55"/>
-      </w:pPr>
-      <w:r>
-        <w:rPr>
-          <w:b w:val="0"/>
-        </w:rPr>
-        <w:br w:type="column"/>
-      </w:r>
-      <w:r>
-        <w:t>Aseguradora</w:t>
-      </w:r>
-      <w:r>
-        <w:rPr>
-          <w:rFonts w:ascii="Times New Roman"/>
-          <w:b w:val="0"/>
-          <w:spacing w:val="16"/>
-        </w:rPr>
-        <w:t xml:space="preserve"> </w:t>
-      </w:r>
-      <w:r>
-        <w:t>Global</w:t>
-      </w:r>
-      <w:r>
-        <w:rPr>
-          <w:rFonts w:ascii="Times New Roman"/>
-          <w:b w:val="0"/>
-          <w:spacing w:val="17"/>
-        </w:rPr>
-        <w:t xml:space="preserve"> </w:t>
-      </w:r>
-      <w:r>
-        <w:rPr>
-          <w:spacing w:val="-4"/>
-        </w:rPr>
-        <w:t>S.A.</w:t>
-      </w:r>
-    </w:p>
-    <w:p>
-      <w:pPr>
-        <w:pStyle w:val="Textoindependiente"/>
+        <w:ind w:left="165" w:right="-2434"/>
         <w:rPr>
           <w:rFonts w:ascii="Arial"/>
           <w:b/>
           <w:sz w:val="13"/>
         </w:rPr>
       </w:pPr>
-      <w:r>
-        <w:br w:type="column"/>
-      </w:r>
     </w:p>
     <w:p>
       <w:pPr>
@@ -3536,270 +3470,6 @@
           <w:sz w:val="13"/>
         </w:rPr>
       </w:pPr>
-    </w:p>
-    <w:p>
-      <w:pPr>
-        <w:spacing w:before="1"/>
-        <w:ind w:left="165"/>
-        <w:rPr>
-          <w:rFonts w:ascii="Verdana"/>
-          <w:b/>
-          <w:sz w:val="13"/>
-        </w:rPr>
-      </w:pPr>
-      <w:r>
-        <w:rPr>
-          <w:rFonts w:ascii="Verdana"/>
-          <w:b/>
-          <w:sz w:val="13"/>
-        </w:rPr>
-        <w:t>Torre</w:t>
-      </w:r>
-      <w:r>
-        <w:rPr>
-          <w:rFonts w:ascii="Times New Roman"/>
-          <w:spacing w:val="15"/>
-          <w:sz w:val="13"/>
-        </w:rPr>
-        <w:t xml:space="preserve"> </w:t>
-      </w:r>
-      <w:r>
-        <w:rPr>
-          <w:rFonts w:ascii="Verdana"/>
-          <w:b/>
-          <w:sz w:val="13"/>
-        </w:rPr>
-        <w:t>Global</w:t>
-      </w:r>
-      <w:r>
-        <w:rPr>
-          <w:rFonts w:ascii="Times New Roman"/>
-          <w:spacing w:val="15"/>
-          <w:sz w:val="13"/>
-        </w:rPr>
-        <w:t xml:space="preserve"> </w:t>
-      </w:r>
-      <w:r>
-        <w:rPr>
-          <w:rFonts w:ascii="Verdana"/>
-          <w:b/>
-          <w:sz w:val="13"/>
-        </w:rPr>
-        <w:t>Bank,</w:t>
-      </w:r>
-      <w:r>
-        <w:rPr>
-          <w:rFonts w:ascii="Times New Roman"/>
-          <w:spacing w:val="15"/>
-          <w:sz w:val="13"/>
-        </w:rPr>
-        <w:t xml:space="preserve"> </w:t>
-      </w:r>
-      <w:r>
-        <w:rPr>
-          <w:rFonts w:ascii="Verdana"/>
-          <w:b/>
-          <w:sz w:val="13"/>
-        </w:rPr>
-        <w:t>Calle</w:t>
-      </w:r>
-      <w:r>
-        <w:rPr>
-          <w:rFonts w:ascii="Times New Roman"/>
-          <w:spacing w:val="15"/>
-          <w:sz w:val="13"/>
-        </w:rPr>
-        <w:t xml:space="preserve"> </w:t>
-      </w:r>
-      <w:r>
-        <w:rPr>
-          <w:rFonts w:ascii="Verdana"/>
-          <w:b/>
-          <w:spacing w:val="-5"/>
-          <w:sz w:val="13"/>
-        </w:rPr>
-        <w:t>50</w:t>
-      </w:r>
-    </w:p>
-    <w:p>
-      <w:pPr>
-        <w:spacing w:before="82"/>
-        <w:ind w:left="165"/>
-        <w:rPr>
-          <w:rFonts w:ascii="Verdana"/>
-          <w:sz w:val="13"/>
-        </w:rPr>
-      </w:pPr>
-      <w:r>
-        <w:rPr>
-          <w:rFonts w:ascii="Verdana"/>
-          <w:sz w:val="13"/>
-        </w:rPr>
-        <w:t>Apdo.</w:t>
-      </w:r>
-      <w:r>
-        <w:rPr>
-          <w:rFonts w:ascii="Times New Roman"/>
-          <w:spacing w:val="21"/>
-          <w:sz w:val="13"/>
-        </w:rPr>
-        <w:t xml:space="preserve"> </w:t>
-      </w:r>
-      <w:r>
-        <w:rPr>
-          <w:rFonts w:ascii="Verdana"/>
-          <w:sz w:val="13"/>
-        </w:rPr>
-        <w:t>0831-</w:t>
-      </w:r>
-      <w:r>
-        <w:rPr>
-          <w:rFonts w:ascii="Verdana"/>
-          <w:spacing w:val="-2"/>
-          <w:sz w:val="13"/>
-        </w:rPr>
-        <w:t>01843</w:t>
-      </w:r>
-    </w:p>
-    <w:p>
-      <w:pPr>
-        <w:spacing w:before="82"/>
-        <w:ind w:left="165"/>
-        <w:rPr>
-          <w:rFonts w:ascii="Verdana"/>
-          <w:sz w:val="13"/>
-        </w:rPr>
-      </w:pPr>
-      <w:r>
-        <w:rPr>
-          <w:rFonts w:ascii="Verdana"/>
-          <w:sz w:val="13"/>
-        </w:rPr>
-        <w:t>Tel.:</w:t>
-      </w:r>
-      <w:r>
-        <w:rPr>
-          <w:rFonts w:ascii="Times New Roman"/>
-          <w:spacing w:val="9"/>
-          <w:sz w:val="13"/>
-        </w:rPr>
-        <w:t xml:space="preserve"> </w:t>
-      </w:r>
-      <w:r>
-        <w:rPr>
-          <w:rFonts w:ascii="Verdana"/>
-          <w:sz w:val="13"/>
-        </w:rPr>
-        <w:t>(</w:t>
-      </w:r>
-      <w:r>
-        <w:rPr>
-          <w:rFonts w:ascii="Times New Roman"/>
-          <w:spacing w:val="10"/>
-          <w:sz w:val="13"/>
-        </w:rPr>
-        <w:t xml:space="preserve"> </w:t>
-      </w:r>
-      <w:r>
-        <w:rPr>
-          <w:rFonts w:ascii="Verdana"/>
-          <w:sz w:val="13"/>
-        </w:rPr>
-        <w:t>507)</w:t>
-      </w:r>
-      <w:r>
-        <w:rPr>
-          <w:rFonts w:ascii="Times New Roman"/>
-          <w:spacing w:val="9"/>
-          <w:sz w:val="13"/>
-        </w:rPr>
-        <w:t xml:space="preserve"> </w:t>
-      </w:r>
-      <w:r>
-        <w:rPr>
-          <w:rFonts w:ascii="Verdana"/>
-          <w:sz w:val="13"/>
-        </w:rPr>
-        <w:t>206-</w:t>
-      </w:r>
-      <w:r>
-        <w:rPr>
-          <w:rFonts w:ascii="Verdana"/>
-          <w:spacing w:val="-4"/>
-          <w:sz w:val="13"/>
-        </w:rPr>
-        <w:t>2021</w:t>
-      </w:r>
-    </w:p>
-    <w:p>
-      <w:pPr>
-        <w:spacing w:before="37"/>
-        <w:ind w:left="165"/>
-        <w:rPr>
-          <w:rFonts w:ascii="Verdana"/>
-          <w:sz w:val="13"/>
-        </w:rPr>
-      </w:pPr>
-      <w:r>
-        <w:rPr>
-          <w:rFonts w:ascii="Verdana"/>
-          <w:sz w:val="13"/>
-        </w:rPr>
-        <w:t>Fax.:</w:t>
-      </w:r>
-      <w:r>
-        <w:rPr>
-          <w:rFonts w:ascii="Times New Roman"/>
-          <w:spacing w:val="12"/>
-          <w:sz w:val="13"/>
-        </w:rPr>
-        <w:t xml:space="preserve"> </w:t>
-      </w:r>
-      <w:r>
-        <w:rPr>
-          <w:rFonts w:ascii="Verdana"/>
-          <w:sz w:val="13"/>
-        </w:rPr>
-        <w:t>(</w:t>
-      </w:r>
-      <w:r>
-        <w:rPr>
-          <w:rFonts w:ascii="Times New Roman"/>
-          <w:spacing w:val="12"/>
-          <w:sz w:val="13"/>
-        </w:rPr>
-        <w:t xml:space="preserve"> </w:t>
-      </w:r>
-      <w:r>
-        <w:rPr>
-          <w:rFonts w:ascii="Verdana"/>
-          <w:sz w:val="13"/>
-        </w:rPr>
-        <w:t>507)</w:t>
-      </w:r>
-      <w:r>
-        <w:rPr>
-          <w:rFonts w:ascii="Times New Roman"/>
-          <w:spacing w:val="13"/>
-          <w:sz w:val="13"/>
-        </w:rPr>
-        <w:t xml:space="preserve"> </w:t>
-      </w:r>
-      <w:r>
-        <w:rPr>
-          <w:rFonts w:ascii="Verdana"/>
-          <w:sz w:val="13"/>
-        </w:rPr>
-        <w:t>206-</w:t>
-      </w:r>
-      <w:r>
-        <w:rPr>
-          <w:rFonts w:ascii="Verdana"/>
-          <w:spacing w:val="-4"/>
-          <w:sz w:val="13"/>
-        </w:rPr>
-        <w:t>2091</w:t>
-      </w:r>
     </w:p>
     <w:sectPr>
       <w:type w:val="continuous"/>
@@ -3838,325 +3508,55 @@
 <w:ftr xmlns:wpc="http://schemas.microsoft.com/office/word/2010/wordprocessingCanvas" xmlns:cx="http://schemas.microsoft.com/office/drawing/2014/chartex" xmlns:cx1="http://schemas.microsoft.com/office/drawing/2015/9/8/chartex" xmlns:cx2="http://schemas.microsoft.com/office/drawing/2015/10/21/chartex" xmlns:cx3="http://schemas.microsoft.com/office/drawing/2016/5/9/chartex" xmlns:cx4="http://schemas.microsoft.com/office/drawing/2016/5/10/chartex" xmlns:cx5="http://schemas.microsoft.com/office/drawing/2016/5/11/chartex" xmlns:cx6="http://schemas.microsoft.com/office/drawing/2016/5/12/chartex" xmlns:cx7="http://schemas.microsoft.com/office/drawing/2016/5/13/chartex" xmlns:cx8="http://schemas.microsoft.com/office/drawing/2016/5/14/chartex" xmlns:mc="http://schemas.openxmlformats.org/markup-compatibility/2006" xmlns:aink="http://schemas.microsoft.com/office/drawing/2016/ink" xmlns:am3d="http://schemas.microsoft.com/office/drawing/2017/model3d" xmlns:o="urn:schemas-microsoft-com:office:office" xmlns:oel="http://schemas.microsoft.com/office/2019/extlst" xmlns:r="http://schemas.openxmlformats.org/officeDocument/2006/relationships" xmlns:m="http://schemas.openxmlformats.org/officeDocument/2006/math" xmlns:v="urn:schemas-microsoft-com:vml" xmlns:wp14="http://schemas.microsoft.com/office/word/2010/wordprocessingDrawing" xmlns:wp="http://schemas.openxmlformats.org/drawingml/2006/wordprocessingDrawing" xmlns:w10="urn:schemas-microsoft-com:office:word" xmlns:w="http://schemas.openxmlformats.org/wordprocessingml/2006/main" xmlns:w14="http://schemas.microsoft.com/office/word/2010/wordml" xmlns:w15="http://schemas.microsoft.com/office/word/2012/wordml" xmlns:w16cex="http://schemas.microsoft.com/office/word/2018/wordml/cex" xmlns:w16cid="http://schemas.microsoft.com/office/word/2016/wordml/cid" xmlns:w16="http://schemas.microsoft.com/office/word/2018/wordml" xmlns:w16sdtdh="http://schemas.microsoft.com/office/word/2020/wordml/sdtdatahash" xmlns:w16se="http://schemas.microsoft.com/office/word/2015/wordml/symex" xmlns:wpg="http://schemas.microsoft.com/office/word/2010/wordprocessingGroup" xmlns:wpi="http://schemas.microsoft.com/office/word/2010/wordprocessingInk" xmlns:wne="http://schemas.microsoft.com/office/word/2006/wordml" xmlns:wps="http://schemas.microsoft.com/office/word/2010/wordprocessingShape" mc:Ignorable="w14 w15 w16se w16cid w16 w16cex w16sdtdh wp14">
   <w:p>
     <w:pPr>
-      <w:pStyle w:val="Textoindependiente"/>
-      <w:spacing w:line="200" w:lineRule="exact"/>
+      <w:jc w:val="center"/>
       <w:rPr>
-        <w:sz w:val="20"/>
+        <w:b/>
+        <w:bCs/>
+        <w:sz w:val="16"/>
+        <w:szCs w:val="16"/>
       </w:rPr>
+    </w:pPr>
+  </w:p>
+  <w:p>
+    <w:pPr>
+      <w:jc w:val="center"/>
     </w:pPr>
     <w:r>
       <w:rPr>
-        <w:noProof/>
-        <w:sz w:val="20"/>
+        <w:b/>
+        <w:bCs/>
+        <w:sz w:val="16"/>
+        <w:szCs w:val="16"/>
       </w:rPr>
-      <mc:AlternateContent>
-        <mc:Choice Requires="wps">
-          <w:drawing>
-            <wp:anchor distT="0" distB="0" distL="0" distR="0" simplePos="0" relativeHeight="487453696" behindDoc="1" locked="0" layoutInCell="1" allowOverlap="1" wp14:anchorId="77E7FA15" wp14:editId="1971DEA8">
-              <wp:simplePos x="0" y="0"/>
-              <wp:positionH relativeFrom="page">
-                <wp:posOffset>320675</wp:posOffset>
-              </wp:positionH>
-              <wp:positionV relativeFrom="page">
-                <wp:posOffset>9694256</wp:posOffset>
-              </wp:positionV>
-              <wp:extent cx="3563620" cy="127000"/>
-              <wp:effectExtent l="0" t="0" r="0" b="0"/>
-              <wp:wrapNone/>
-              <wp:docPr id="1" name="Textbox 1"/>
-              <wp:cNvGraphicFramePr>
-                <a:graphicFrameLocks xmlns:a="http://schemas.openxmlformats.org/drawingml/2006/main"/>
-              </wp:cNvGraphicFramePr>
-              <a:graphic xmlns:a="http://schemas.openxmlformats.org/drawingml/2006/main">
-                <a:graphicData uri="http://schemas.microsoft.com/office/word/2010/wordprocessingShape">
-                  <wps:wsp>
-                    <wps:cNvSpPr txBox="1">
-                      <a:spLocks/>
-                    </wps:cNvSpPr>
-                    <wps:spPr>
-                      <a:xfrm>
-                        <a:off x="0" y="0"/>
-                        <a:ext cx="3563620" cy="127000"/>
-                      </a:xfrm>
-                      <a:prstGeom prst="rect">
-                        <a:avLst/>
-                      </a:prstGeom>
-                    </wps:spPr>
-                    <wps:txbx>
-                      <w:txbxContent>
-                        <w:p>
-                          <w:pPr>
-                            <w:pStyle w:val="Textoindependiente"/>
-                            <w:spacing w:before="18"/>
-                            <w:ind w:left="20"/>
-                          </w:pPr>
-                          <w:r>
-                            <w:t>Regulado</w:t>
-                          </w:r>
-                          <w:r>
-                            <w:rPr>
-                              <w:rFonts w:ascii="Times New Roman" w:hAnsi="Times New Roman"/>
-                              <w:spacing w:val="9"/>
-                            </w:rPr>
-                            <w:t xml:space="preserve"> </w:t>
-                          </w:r>
-                          <w:r>
-                            <w:t>y</w:t>
-                          </w:r>
-                          <w:r>
-                            <w:rPr>
-                              <w:rFonts w:ascii="Times New Roman" w:hAnsi="Times New Roman"/>
-                              <w:spacing w:val="9"/>
-                            </w:rPr>
-                            <w:t xml:space="preserve"> </w:t>
-                          </w:r>
-                          <w:r>
-                            <w:t>Supervisado</w:t>
-                          </w:r>
-                          <w:r>
-                            <w:rPr>
-                              <w:rFonts w:ascii="Times New Roman" w:hAnsi="Times New Roman"/>
-                              <w:spacing w:val="9"/>
-                            </w:rPr>
-                            <w:t xml:space="preserve"> </w:t>
-                          </w:r>
-                          <w:r>
-                            <w:t>por</w:t>
-                          </w:r>
-                          <w:r>
-                            <w:rPr>
-                              <w:rFonts w:ascii="Times New Roman" w:hAnsi="Times New Roman"/>
-                              <w:spacing w:val="9"/>
-                            </w:rPr>
-                            <w:t xml:space="preserve"> </w:t>
-                          </w:r>
-                          <w:r>
-                            <w:t>la</w:t>
-                          </w:r>
-                          <w:r>
-                            <w:rPr>
-                              <w:rFonts w:ascii="Times New Roman" w:hAnsi="Times New Roman"/>
-                              <w:spacing w:val="9"/>
-                            </w:rPr>
-                            <w:t xml:space="preserve"> </w:t>
-                          </w:r>
-                          <w:r>
-                            <w:t>Superintendencia</w:t>
-                          </w:r>
-                          <w:r>
-                            <w:rPr>
-                              <w:rFonts w:ascii="Times New Roman" w:hAnsi="Times New Roman"/>
-                              <w:spacing w:val="9"/>
-                            </w:rPr>
-                            <w:t xml:space="preserve"> </w:t>
-                          </w:r>
-                          <w:r>
-                            <w:t>de</w:t>
-                          </w:r>
-                          <w:r>
-                            <w:rPr>
-                              <w:rFonts w:ascii="Times New Roman" w:hAnsi="Times New Roman"/>
-                              <w:spacing w:val="9"/>
-                            </w:rPr>
-                            <w:t xml:space="preserve"> </w:t>
-                          </w:r>
-                          <w:r>
-                            <w:t>Seguros</w:t>
-                          </w:r>
-                          <w:r>
-                            <w:rPr>
-                              <w:rFonts w:ascii="Times New Roman" w:hAnsi="Times New Roman"/>
-                              <w:spacing w:val="9"/>
-                            </w:rPr>
-                            <w:t xml:space="preserve"> </w:t>
-                          </w:r>
-                          <w:r>
-                            <w:t>y</w:t>
-                          </w:r>
-                          <w:r>
-                            <w:rPr>
-                              <w:rFonts w:ascii="Times New Roman" w:hAnsi="Times New Roman"/>
-                              <w:spacing w:val="9"/>
-                            </w:rPr>
-                            <w:t xml:space="preserve"> </w:t>
-                          </w:r>
-                          <w:r>
-                            <w:t>Reaseguros</w:t>
-                          </w:r>
-                          <w:r>
-                            <w:rPr>
-                              <w:rFonts w:ascii="Times New Roman" w:hAnsi="Times New Roman"/>
-                              <w:spacing w:val="9"/>
-                            </w:rPr>
-                            <w:t xml:space="preserve"> </w:t>
-                          </w:r>
-                          <w:r>
-                            <w:t>de</w:t>
-                          </w:r>
-                          <w:r>
-                            <w:rPr>
-                              <w:rFonts w:ascii="Times New Roman" w:hAnsi="Times New Roman"/>
-                              <w:spacing w:val="9"/>
-                            </w:rPr>
-                            <w:t xml:space="preserve"> </w:t>
-                          </w:r>
-                          <w:r>
-                            <w:rPr>
-                              <w:spacing w:val="-2"/>
-                            </w:rPr>
-                            <w:t>Panamá</w:t>
-                          </w:r>
-                        </w:p>
-                      </w:txbxContent>
-                    </wps:txbx>
-                    <wps:bodyPr wrap="square" lIns="0" tIns="0" rIns="0" bIns="0" rtlCol="0">
-                      <a:noAutofit/>
-                    </wps:bodyPr>
-                  </wps:wsp>
-                </a:graphicData>
-              </a:graphic>
-            </wp:anchor>
-          </w:drawing>
-        </mc:Choice>
-        <mc:Fallback>
-          <w:pict>
-            <v:shapetype w14:anchorId="77E7FA15" id="_x0000_t202" coordsize="21600,21600" o:spt="202" path="m,l,21600r21600,l21600,xe">
-              <v:stroke joinstyle="miter"/>
-              <v:path gradientshapeok="t" o:connecttype="rect"/>
-            </v:shapetype>
-            <v:shape id="Textbox 1" o:spid="_x0000_s1026" type="#_x0000_t202" style="position:absolute;margin-left:25.25pt;margin-top:763.35pt;width:280.6pt;height:10pt;z-index:-15862784;visibility:visible;mso-wrap-style:square;mso-wrap-distance-left:0;mso-wrap-distance-top:0;mso-wrap-distance-right:0;mso-wrap-distance-bottom:0;mso-position-horizontal:absolute;mso-position-horizontal-relative:page;mso-position-vertical:absolute;mso-position-vertical-relative:page;v-text-anchor:top" o:gfxdata="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" filled="f" stroked="f">
-              <v:textbox inset="0,0,0,0">
-                <w:txbxContent>
-                  <w:p>
-                    <w:pPr>
-                      <w:pStyle w:val="Textoindependiente"/>
-                      <w:spacing w:before="18"/>
-                      <w:ind w:left="20"/>
-                    </w:pPr>
-                    <w:r>
-                      <w:t>Regulado</w:t>
-                    </w:r>
-                    <w:r>
-                      <w:rPr>
-                        <w:rFonts w:ascii="Times New Roman" w:hAnsi="Times New Roman"/>
-                        <w:spacing w:val="9"/>
-                      </w:rPr>
-                      <w:t xml:space="preserve"> </w:t>
-                    </w:r>
-                    <w:r>
-                      <w:t>y</w:t>
-                    </w:r>
-                    <w:r>
-                      <w:rPr>
-                        <w:rFonts w:ascii="Times New Roman" w:hAnsi="Times New Roman"/>
-                        <w:spacing w:val="9"/>
-                      </w:rPr>
-                      <w:t xml:space="preserve"> </w:t>
-                    </w:r>
-                    <w:r>
-                      <w:t>Supervisado</w:t>
-                    </w:r>
-                    <w:r>
-                      <w:rPr>
-                        <w:rFonts w:ascii="Times New Roman" w:hAnsi="Times New Roman"/>
-                        <w:spacing w:val="9"/>
-                      </w:rPr>
-                      <w:t xml:space="preserve"> </w:t>
-                    </w:r>
-                    <w:r>
-                      <w:t>por</w:t>
-                    </w:r>
-                    <w:r>
-                      <w:rPr>
-                        <w:rFonts w:ascii="Times New Roman" w:hAnsi="Times New Roman"/>
-                        <w:spacing w:val="9"/>
-                      </w:rPr>
-                      <w:t xml:space="preserve"> </w:t>
-                    </w:r>
-                    <w:r>
-                      <w:t>la</w:t>
-                    </w:r>
-                    <w:r>
-                      <w:rPr>
-                        <w:rFonts w:ascii="Times New Roman" w:hAnsi="Times New Roman"/>
-                        <w:spacing w:val="9"/>
-                      </w:rPr>
-                      <w:t xml:space="preserve"> </w:t>
-                    </w:r>
-                    <w:r>
-                      <w:t>Superintendencia</w:t>
-                    </w:r>
-                    <w:r>
-                      <w:rPr>
-                        <w:rFonts w:ascii="Times New Roman" w:hAnsi="Times New Roman"/>
-                        <w:spacing w:val="9"/>
-                      </w:rPr>
-                      <w:t xml:space="preserve"> </w:t>
-                    </w:r>
-                    <w:r>
-                      <w:t>de</w:t>
-                    </w:r>
-                    <w:r>
-                      <w:rPr>
-                        <w:rFonts w:ascii="Times New Roman" w:hAnsi="Times New Roman"/>
-                        <w:spacing w:val="9"/>
-                      </w:rPr>
-                      <w:t xml:space="preserve"> </w:t>
-                    </w:r>
-                    <w:r>
-                      <w:t>Seguros</w:t>
-                    </w:r>
-                    <w:r>
-                      <w:rPr>
-                        <w:rFonts w:ascii="Times New Roman" w:hAnsi="Times New Roman"/>
-                        <w:spacing w:val="9"/>
-                      </w:rPr>
-                      <w:t xml:space="preserve"> </w:t>
-                    </w:r>
-                    <w:r>
-                      <w:t>y</w:t>
-                    </w:r>
-                    <w:r>
-                      <w:rPr>
-                        <w:rFonts w:ascii="Times New Roman" w:hAnsi="Times New Roman"/>
-                        <w:spacing w:val="9"/>
-                      </w:rPr>
-                      <w:t xml:space="preserve"> </w:t>
-                    </w:r>
-                    <w:r>
-                      <w:t>Reaseguros</w:t>
-                    </w:r>
-                    <w:r>
-                      <w:rPr>
-                        <w:rFonts w:ascii="Times New Roman" w:hAnsi="Times New Roman"/>
-                        <w:spacing w:val="9"/>
-                      </w:rPr>
-                      <w:t xml:space="preserve"> </w:t>
-                    </w:r>
-                    <w:r>
-                      <w:t>de</w:t>
-                    </w:r>
-                    <w:r>
-                      <w:rPr>
-                        <w:rFonts w:ascii="Times New Roman" w:hAnsi="Times New Roman"/>
-                        <w:spacing w:val="9"/>
-                      </w:rPr>
-                      <w:t xml:space="preserve"> </w:t>
-                    </w:r>
-                    <w:r>
-                      <w:rPr>
-                        <w:spacing w:val="-2"/>
-                      </w:rPr>
-                      <w:t>Panamá</w:t>
-                    </w:r>
-                  </w:p>
-                </w:txbxContent>
-              </v:textbox>
-              <w10:wrap anchorx="page" anchory="page"/>
-            </v:shape>
-          </w:pict>
-        </mc:Fallback>
-      </mc:AlternateContent>
+      <w:t>Regulado y Supervisado por la Superintendencia de Seguros y Reaseguros de Panamá</w:t>
+    </w:r>
+  </w:p>
+  <w:p>
+    <w:pPr>
+      <w:jc w:val="center"/>
+    </w:pPr>
+    <w:r>
+      <w:rPr>
+        <w:sz w:val="14"/>
+        <w:szCs w:val="14"/>
+      </w:rPr>
+      <w:t xml:space="preserve">Calle 50 Torre Global Bank. </w:t>
+    </w:r>
+    <w:proofErr w:type="spellStart"/>
+    <w:r>
+      <w:rPr>
+        <w:sz w:val="14"/>
+        <w:szCs w:val="14"/>
+      </w:rPr>
+      <w:t>Mezzanine</w:t>
+    </w:r>
+    <w:proofErr w:type="spellEnd"/>
+    <w:r>
+      <w:rPr>
+        <w:sz w:val="14"/>
+        <w:szCs w:val="14"/>
+      </w:rPr>
+      <w:t xml:space="preserve"> | Tlf. 206-2021 | www.aseguradoraglobal.com.pa | info@aseguradoraglobal.com.pa</w:t>
     </w:r>
   </w:p>
 </w:ftr>
@@ -4721,6 +4121,56 @@
       </w:tblBorders>
     </w:tblPr>
   </w:style>
+  <w:style w:type="paragraph" w:styleId="Encabezado">
+    <w:name w:val="header"/>
+    <w:basedOn w:val="Normal"/>
+    <w:link w:val="EncabezadoCar"/>
+    <w:uiPriority w:val="99"/>
+    <w:unhideWhenUsed/>
+    <w:rsid w:val="00F75619"/>
+    <w:pPr>
+      <w:tabs>
+        <w:tab w:val="center" w:pos="4419"/>
+        <w:tab w:val="right" w:pos="8838"/>
+      </w:tabs>
+    </w:pPr>
+  </w:style>
+  <w:style w:type="character" w:customStyle="1" w:styleId="EncabezadoCar">
+    <w:name w:val="Encabezado Car"/>
+    <w:basedOn w:val="Fuentedeprrafopredeter"/>
+    <w:link w:val="Encabezado"/>
+    <w:uiPriority w:val="99"/>
+    <w:rsid w:val="00F75619"/>
+    <w:rPr>
+      <w:rFonts w:ascii="Arial MT" w:eastAsia="Arial MT" w:hAnsi="Arial MT" w:cs="Arial MT"/>
+      <w:lang w:val="es-ES"/>
+    </w:rPr>
+  </w:style>
+  <w:style w:type="paragraph" w:styleId="Piedepgina">
+    <w:name w:val="footer"/>
+    <w:basedOn w:val="Normal"/>
+    <w:link w:val="PiedepginaCar"/>
+    <w:uiPriority w:val="99"/>
+    <w:unhideWhenUsed/>
+    <w:rsid w:val="00F75619"/>
+    <w:pPr>
+      <w:tabs>
+        <w:tab w:val="center" w:pos="4419"/>
+        <w:tab w:val="right" w:pos="8838"/>
+      </w:tabs>
+    </w:pPr>
+  </w:style>
+  <w:style w:type="character" w:customStyle="1" w:styleId="PiedepginaCar">
+    <w:name w:val="Pie de página Car"/>
+    <w:basedOn w:val="Fuentedeprrafopredeter"/>
+    <w:link w:val="Piedepgina"/>
+    <w:uiPriority w:val="99"/>
+    <w:rsid w:val="00F75619"/>
+    <w:rPr>
+      <w:rFonts w:ascii="Arial MT" w:eastAsia="Arial MT" w:hAnsi="Arial MT" w:cs="Arial MT"/>
+      <w:lang w:val="es-ES"/>
+    </w:rPr>
+  </w:style>
 </w:styles>
 </file>
 

--- a/Reportes/poliza_fraude.docx
+++ b/Reportes/poliza_fraude.docx
@@ -1632,9 +1632,9 @@
         <w:tblLook w:val="04A0" w:firstRow="1" w:lastRow="0" w:firstColumn="1" w:lastColumn="0" w:noHBand="0" w:noVBand="1"/>
       </w:tblPr>
       <w:tblGrid>
-        <w:gridCol w:w="5920"/>
-        <w:gridCol w:w="2410"/>
-        <w:gridCol w:w="1559"/>
+        <w:gridCol w:w="5608"/>
+        <w:gridCol w:w="2970"/>
+        <w:gridCol w:w="1311"/>
         <w:gridCol w:w="1435"/>
       </w:tblGrid>
       <w:tr>
@@ -1643,7 +1643,7 @@
         </w:trPr>
         <w:tc>
           <w:tcPr>
-            <w:tcW w:w="5920" w:type="dxa"/>
+            <w:tcW w:w="5608" w:type="dxa"/>
             <w:tcBorders>
               <w:bottom w:val="single" w:sz="8" w:space="0" w:color="auto"/>
             </w:tcBorders>
@@ -1672,7 +1672,7 @@
         </w:tc>
         <w:tc>
           <w:tcPr>
-            <w:tcW w:w="2410" w:type="dxa"/>
+            <w:tcW w:w="2970" w:type="dxa"/>
             <w:tcBorders>
               <w:bottom w:val="single" w:sz="8" w:space="0" w:color="auto"/>
             </w:tcBorders>
@@ -1681,6 +1681,7 @@
             <w:pPr>
               <w:pStyle w:val="Textoindependiente"/>
               <w:spacing w:before="3"/>
+              <w:jc w:val="center"/>
               <w:rPr>
                 <w:sz w:val="15"/>
                 <w:szCs w:val="15"/>
@@ -1700,7 +1701,7 @@
         </w:tc>
         <w:tc>
           <w:tcPr>
-            <w:tcW w:w="1559" w:type="dxa"/>
+            <w:tcW w:w="1311" w:type="dxa"/>
             <w:tcBorders>
               <w:bottom w:val="single" w:sz="8" w:space="0" w:color="auto"/>
             </w:tcBorders>
@@ -1709,6 +1710,7 @@
             <w:pPr>
               <w:pStyle w:val="Textoindependiente"/>
               <w:spacing w:before="3"/>
+              <w:jc w:val="center"/>
               <w:rPr>
                 <w:sz w:val="15"/>
                 <w:szCs w:val="15"/>
@@ -1737,6 +1739,7 @@
             <w:pPr>
               <w:pStyle w:val="Textoindependiente"/>
               <w:spacing w:before="3"/>
+              <w:jc w:val="center"/>
               <w:rPr>
                 <w:sz w:val="15"/>
                 <w:szCs w:val="15"/>
@@ -1761,7 +1764,7 @@
         </w:trPr>
         <w:tc>
           <w:tcPr>
-            <w:tcW w:w="5920" w:type="dxa"/>
+            <w:tcW w:w="5608" w:type="dxa"/>
             <w:tcBorders>
               <w:left w:val="nil"/>
               <w:right w:val="nil"/>
@@ -1817,7 +1820,7 @@
         </w:tc>
         <w:tc>
           <w:tcPr>
-            <w:tcW w:w="2410" w:type="dxa"/>
+            <w:tcW w:w="2970" w:type="dxa"/>
             <w:tcBorders>
               <w:left w:val="nil"/>
               <w:right w:val="nil"/>
@@ -1852,7 +1855,7 @@
         </w:tc>
         <w:tc>
           <w:tcPr>
-            <w:tcW w:w="1559" w:type="dxa"/>
+            <w:tcW w:w="1311" w:type="dxa"/>
             <w:tcBorders>
               <w:left w:val="nil"/>
               <w:right w:val="nil"/>
